--- a/files/Kunwar-Pratap-Rao-CV.docx
+++ b/files/Kunwar-Pratap-Rao-CV.docx
@@ -4,15 +4,19 @@
   <w:body>
     <w:p>
       <w:pPr>
-        <w:spacing w:after="60"/>
-      </w:pPr>
-      <w:r>
-        <w:rPr>
+        <w:rPr>
+          <w:sz w:val="28"/>
+          <w:szCs w:val="28"/>
+        </w:rPr>
+      </w:pPr>
+      <w:r>
+        <w:rPr>
+          <w:rFonts w:ascii="Arial" w:hAnsi="Arial"/>
           <w:b/>
           <w:bCs/>
           <w:color w:val="2D2F92"/>
-          <w:sz w:val="34"/>
-          <w:szCs w:val="34"/>
+          <w:sz w:val="28"/>
+          <w:szCs w:val="28"/>
         </w:rPr>
         <w:t>KUNWAR PRATAP RAO</w:t>
       </w:r>
@@ -23,15 +27,15 @@
           <w:tab w:val="left" w:pos="4500"/>
           <w:tab w:val="right" w:pos="9026"/>
         </w:tabs>
-        <w:spacing w:after="200"/>
-        <w:rPr>
-          <w:sz w:val="22"/>
-          <w:szCs w:val="22"/>
-        </w:rPr>
-      </w:pPr>
-      <w:r>
-        <w:rPr>
-          <w:sz w:val="22"/>
+        <w:rPr>
+          <w:sz w:val="22"/>
+          <w:szCs w:val="22"/>
+        </w:rPr>
+      </w:pPr>
+      <w:r>
+        <w:rPr>
+          <w:rFonts w:ascii="Arial" w:hAnsi="Arial"/>
+          <w:sz w:val="18"/>
           <w:szCs w:val="22"/>
         </w:rPr>
         <w:t xml:space="preserve">LinkedIn: </w:t>
@@ -49,12 +53,36 @@
       </w:hyperlink>
       <w:r>
         <w:rPr>
-          <w:sz w:val="22"/>
+          <w:rFonts w:ascii="Arial" w:hAnsi="Arial"/>
+          <w:sz w:val="18"/>
           <w:szCs w:val="22"/>
         </w:rPr>
         <w:t xml:space="preserve">   </w:t>
+      </w:r>
+      <w:r>
+        <w:rPr>
+          <w:rFonts w:ascii="Arial" w:hAnsi="Arial"/>
+          <w:sz w:val="18"/>
+          <w:szCs w:val="22"/>
+        </w:rPr>
         <w:tab/>
-        <w:t xml:space="preserve">                     Email: </w:t>
+        <w:t xml:space="preserve">                     </w:t>
+      </w:r>
+      <w:r>
+        <w:rPr>
+          <w:rFonts w:ascii="Arial" w:hAnsi="Arial"/>
+          <w:sz w:val="18"/>
+          <w:szCs w:val="22"/>
+        </w:rPr>
+        <w:t xml:space="preserve">                             </w:t>
+      </w:r>
+      <w:r>
+        <w:rPr>
+          <w:rFonts w:ascii="Arial" w:hAnsi="Arial"/>
+          <w:sz w:val="18"/>
+          <w:szCs w:val="22"/>
+        </w:rPr>
+        <w:t xml:space="preserve">Email: </w:t>
       </w:r>
       <w:hyperlink r:id="rId6" w:history="1">
         <w:r>
@@ -68,10 +96,18 @@
       </w:hyperlink>
       <w:r>
         <w:rPr>
-          <w:sz w:val="22"/>
+          <w:rFonts w:ascii="Arial" w:hAnsi="Arial"/>
+          <w:sz w:val="18"/>
           <w:szCs w:val="22"/>
         </w:rPr>
         <w:t xml:space="preserve"> </w:t>
+      </w:r>
+      <w:r>
+        <w:rPr>
+          <w:rFonts w:ascii="Arial" w:hAnsi="Arial"/>
+          <w:sz w:val="18"/>
+          <w:szCs w:val="22"/>
+        </w:rPr>
         <w:tab/>
       </w:r>
     </w:p>
@@ -81,15 +117,15 @@
           <w:tab w:val="left" w:pos="4500"/>
           <w:tab w:val="right" w:pos="9026"/>
         </w:tabs>
-        <w:spacing w:after="200"/>
-        <w:rPr>
-          <w:sz w:val="22"/>
-          <w:szCs w:val="22"/>
-        </w:rPr>
-      </w:pPr>
-      <w:r>
-        <w:rPr>
-          <w:sz w:val="22"/>
+        <w:rPr>
+          <w:sz w:val="22"/>
+          <w:szCs w:val="22"/>
+        </w:rPr>
+      </w:pPr>
+      <w:r>
+        <w:rPr>
+          <w:rFonts w:ascii="Arial" w:hAnsi="Arial"/>
+          <w:sz w:val="18"/>
           <w:szCs w:val="22"/>
         </w:rPr>
         <w:t xml:space="preserve">GitHub: </w:t>
@@ -106,27 +142,54 @@
       </w:hyperlink>
       <w:r>
         <w:rPr>
-          <w:sz w:val="22"/>
+          <w:rFonts w:ascii="Arial" w:hAnsi="Arial"/>
+          <w:sz w:val="18"/>
           <w:szCs w:val="22"/>
         </w:rPr>
         <w:tab/>
+      </w:r>
+      <w:r>
+        <w:rPr>
+          <w:rFonts w:ascii="Arial" w:hAnsi="Arial"/>
+          <w:sz w:val="18"/>
+          <w:szCs w:val="22"/>
+        </w:rPr>
         <w:tab/>
-        <w:t xml:space="preserve">                                            Mobile: +91-8009632605</w:t>
+        <w:t xml:space="preserve">                                            </w:t>
+      </w:r>
+      <w:r>
+        <w:rPr>
+          <w:rFonts w:ascii="Arial" w:hAnsi="Arial"/>
+          <w:sz w:val="18"/>
+          <w:szCs w:val="22"/>
+        </w:rPr>
+        <w:t xml:space="preserve">                                     </w:t>
+      </w:r>
+      <w:r>
+        <w:rPr>
+          <w:rFonts w:ascii="Arial" w:hAnsi="Arial"/>
+          <w:sz w:val="18"/>
+          <w:szCs w:val="22"/>
+        </w:rPr>
+        <w:t>Mobile: +91-8009632605</w:t>
       </w:r>
     </w:p>
     <w:p>
       <w:pPr>
         <w:pBdr>
-          <w:bottom w:val="single" w:sz="6" w:space="2" w:color="999999"/>
+          <w:bottom w:val="single" w:sz="6" w:space="1" w:color="808080"/>
         </w:pBdr>
-        <w:spacing w:before="260" w:after="90"/>
-        <w:rPr>
-          <w:sz w:val="22"/>
-          <w:szCs w:val="22"/>
-        </w:rPr>
-      </w:pPr>
-      <w:r>
-        <w:rPr>
+        <w:spacing w:before="60" w:after="20"/>
+        <w:rPr>
+          <w:bCs/>
+          <w:sz w:val="22"/>
+          <w:szCs w:val="22"/>
+        </w:rPr>
+      </w:pPr>
+      <w:r>
+        <w:rPr>
+          <w:rFonts w:ascii="Arial" w:hAnsi="Arial"/>
+          <w:bCs/>
           <w:color w:val="2D2F92"/>
           <w:spacing w:val="4"/>
           <w:sz w:val="22"/>
@@ -142,25 +205,26 @@
           <w:ilvl w:val="0"/>
           <w:numId w:val="1"/>
         </w:numPr>
-        <w:spacing w:after="60"/>
-        <w:rPr>
-          <w:sz w:val="22"/>
-          <w:szCs w:val="22"/>
-        </w:rPr>
-      </w:pPr>
-      <w:r>
-        <w:rPr>
+        <w:rPr>
+          <w:sz w:val="22"/>
+          <w:szCs w:val="22"/>
+        </w:rPr>
+      </w:pPr>
+      <w:r>
+        <w:rPr>
+          <w:rFonts w:ascii="Arial" w:hAnsi="Arial"/>
           <w:b/>
           <w:bCs/>
           <w:color w:val="2D2F92"/>
-          <w:sz w:val="22"/>
+          <w:sz w:val="18"/>
           <w:szCs w:val="22"/>
         </w:rPr>
         <w:t xml:space="preserve">Languages: </w:t>
       </w:r>
       <w:r>
         <w:rPr>
-          <w:sz w:val="22"/>
+          <w:rFonts w:ascii="Arial" w:hAnsi="Arial"/>
+          <w:sz w:val="18"/>
           <w:szCs w:val="22"/>
         </w:rPr>
         <w:t>Python, C, C++</w:t>
@@ -173,25 +237,26 @@
           <w:ilvl w:val="0"/>
           <w:numId w:val="1"/>
         </w:numPr>
-        <w:spacing w:after="60"/>
-        <w:rPr>
-          <w:sz w:val="22"/>
-          <w:szCs w:val="22"/>
-        </w:rPr>
-      </w:pPr>
-      <w:r>
-        <w:rPr>
+        <w:rPr>
+          <w:sz w:val="22"/>
+          <w:szCs w:val="22"/>
+        </w:rPr>
+      </w:pPr>
+      <w:r>
+        <w:rPr>
+          <w:rFonts w:ascii="Arial" w:hAnsi="Arial"/>
           <w:b/>
           <w:bCs/>
           <w:color w:val="2D2F92"/>
-          <w:sz w:val="22"/>
+          <w:sz w:val="18"/>
           <w:szCs w:val="22"/>
         </w:rPr>
         <w:t xml:space="preserve">Web Development: </w:t>
       </w:r>
       <w:r>
         <w:rPr>
-          <w:sz w:val="22"/>
+          <w:rFonts w:ascii="Arial" w:hAnsi="Arial"/>
+          <w:sz w:val="18"/>
           <w:szCs w:val="22"/>
         </w:rPr>
         <w:t>HTML, CSS, JavaScript</w:t>
@@ -204,25 +269,26 @@
           <w:ilvl w:val="0"/>
           <w:numId w:val="1"/>
         </w:numPr>
-        <w:spacing w:after="60"/>
-        <w:rPr>
-          <w:sz w:val="22"/>
-          <w:szCs w:val="22"/>
-        </w:rPr>
-      </w:pPr>
-      <w:r>
-        <w:rPr>
+        <w:rPr>
+          <w:sz w:val="22"/>
+          <w:szCs w:val="22"/>
+        </w:rPr>
+      </w:pPr>
+      <w:r>
+        <w:rPr>
+          <w:rFonts w:ascii="Arial" w:hAnsi="Arial"/>
           <w:b/>
           <w:bCs/>
           <w:color w:val="2D2F92"/>
-          <w:sz w:val="22"/>
+          <w:sz w:val="18"/>
           <w:szCs w:val="22"/>
         </w:rPr>
         <w:t xml:space="preserve">Databases: </w:t>
       </w:r>
       <w:r>
         <w:rPr>
-          <w:sz w:val="22"/>
+          <w:rFonts w:ascii="Arial" w:hAnsi="Arial"/>
+          <w:sz w:val="18"/>
           <w:szCs w:val="22"/>
         </w:rPr>
         <w:t>PostgreSQL, SQL Fundamentals</w:t>
@@ -235,96 +301,72 @@
           <w:ilvl w:val="0"/>
           <w:numId w:val="1"/>
         </w:numPr>
-        <w:spacing w:after="60"/>
-        <w:rPr>
-          <w:sz w:val="22"/>
-          <w:szCs w:val="22"/>
-        </w:rPr>
-      </w:pPr>
-      <w:r>
-        <w:rPr>
+        <w:rPr>
+          <w:sz w:val="22"/>
+          <w:szCs w:val="22"/>
+        </w:rPr>
+      </w:pPr>
+      <w:r>
+        <w:rPr>
+          <w:rFonts w:ascii="Arial" w:hAnsi="Arial"/>
           <w:b/>
           <w:bCs/>
           <w:color w:val="2D2F92"/>
-          <w:sz w:val="22"/>
-          <w:szCs w:val="22"/>
-        </w:rPr>
-        <w:t xml:space="preserve">Currently Learning: </w:t>
-      </w:r>
-      <w:r>
-        <w:rPr>
-          <w:sz w:val="22"/>
-          <w:szCs w:val="22"/>
-        </w:rPr>
-        <w:t>Data Structures &amp; Algorithms, Computer Networks, AI Foundations</w:t>
-      </w:r>
-    </w:p>
-    <w:p>
-      <w:pPr>
-        <w:pBdr>
-          <w:bottom w:val="single" w:sz="6" w:space="2" w:color="999999"/>
-        </w:pBdr>
-        <w:spacing w:before="260" w:after="90"/>
-        <w:rPr>
-          <w:sz w:val="22"/>
-          <w:szCs w:val="22"/>
-        </w:rPr>
-      </w:pPr>
-      <w:r>
-        <w:rPr>
+          <w:sz w:val="18"/>
+          <w:szCs w:val="22"/>
+        </w:rPr>
+        <w:t>Soft Skills:</w:t>
+      </w:r>
+      <w:r>
+        <w:rPr>
+          <w:rFonts w:ascii="Arial" w:hAnsi="Arial"/>
+          <w:b/>
+          <w:bCs/>
           <w:color w:val="2D2F92"/>
-          <w:spacing w:val="4"/>
-          <w:sz w:val="22"/>
-          <w:szCs w:val="22"/>
-        </w:rPr>
-        <w:t>PROJECTS</w:t>
-      </w:r>
-    </w:p>
-    <w:p>
-      <w:pPr>
-        <w:tabs>
-          <w:tab w:val="right" w:pos="9026"/>
-        </w:tabs>
-        <w:spacing w:before="120" w:after="20"/>
-        <w:rPr>
-          <w:sz w:val="22"/>
-          <w:szCs w:val="22"/>
-        </w:rPr>
-      </w:pPr>
-      <w:r>
-        <w:rPr>
-          <w:b/>
-          <w:bCs/>
-          <w:color w:val="2D2F92"/>
-          <w:sz w:val="22"/>
-          <w:szCs w:val="22"/>
-        </w:rPr>
-        <w:t>Student Performance Predictor</w:t>
-      </w:r>
-      <w:r>
-        <w:rPr>
-          <w:sz w:val="22"/>
-          <w:szCs w:val="22"/>
-        </w:rPr>
-        <w:tab/>
-      </w:r>
-    </w:p>
-    <w:p>
-      <w:pPr>
-        <w:spacing w:after="40"/>
-        <w:rPr>
-          <w:sz w:val="22"/>
-          <w:szCs w:val="22"/>
-        </w:rPr>
-      </w:pPr>
-      <w:r>
-        <w:rPr>
-          <w:i/>
-          <w:iCs/>
-          <w:sz w:val="22"/>
-          <w:szCs w:val="22"/>
-        </w:rPr>
-        <w:t>Python • AI-ML Foundations</w:t>
+          <w:sz w:val="18"/>
+          <w:szCs w:val="22"/>
+        </w:rPr>
+        <w:t xml:space="preserve"> </w:t>
+      </w:r>
+      <w:r>
+        <w:rPr>
+          <w:rFonts w:ascii="Arial" w:hAnsi="Arial" w:cs="Arial"/>
+          <w:sz w:val="18"/>
+          <w:szCs w:val="18"/>
+        </w:rPr>
+        <w:t>TeamCollaboration,</w:t>
+      </w:r>
+      <w:r>
+        <w:rPr>
+          <w:rFonts w:ascii="Arial" w:hAnsi="Arial" w:cs="Arial"/>
+          <w:sz w:val="18"/>
+          <w:szCs w:val="18"/>
+        </w:rPr>
+        <w:t xml:space="preserve"> </w:t>
+      </w:r>
+      <w:r>
+        <w:rPr>
+          <w:rFonts w:ascii="Arial" w:hAnsi="Arial" w:cs="Arial"/>
+          <w:sz w:val="18"/>
+          <w:szCs w:val="18"/>
+        </w:rPr>
+        <w:t>Timemanagement,</w:t>
+      </w:r>
+      <w:r>
+        <w:rPr>
+          <w:rFonts w:ascii="Arial" w:hAnsi="Arial" w:cs="Arial"/>
+          <w:sz w:val="18"/>
+          <w:szCs w:val="18"/>
+        </w:rPr>
+        <w:t xml:space="preserve"> </w:t>
+      </w:r>
+      <w:r>
+        <w:rPr>
+          <w:rFonts w:ascii="Arial" w:hAnsi="Arial" w:cs="Arial"/>
+          <w:sz w:val="18"/>
+          <w:szCs w:val="18"/>
+        </w:rPr>
+        <w:t>Adaptability</w:t>
       </w:r>
     </w:p>
     <w:p>
@@ -334,18 +376,363 @@
           <w:ilvl w:val="0"/>
           <w:numId w:val="1"/>
         </w:numPr>
-        <w:spacing w:after="60"/>
-        <w:rPr>
-          <w:sz w:val="22"/>
-          <w:szCs w:val="22"/>
-        </w:rPr>
-      </w:pPr>
-      <w:r>
-        <w:rPr>
-          <w:sz w:val="22"/>
-          <w:szCs w:val="22"/>
-        </w:rPr>
-        <w:t>Beginner machine-learning project that uses student study patterns — study hours, attendance and previous scores — to estimate an academic performance category.</w:t>
+        <w:rPr>
+          <w:sz w:val="22"/>
+          <w:szCs w:val="22"/>
+        </w:rPr>
+      </w:pPr>
+      <w:r>
+        <w:rPr>
+          <w:rFonts w:ascii="Arial" w:hAnsi="Arial"/>
+          <w:b/>
+          <w:bCs/>
+          <w:color w:val="2D2F92"/>
+          <w:sz w:val="18"/>
+          <w:szCs w:val="22"/>
+        </w:rPr>
+        <w:t xml:space="preserve">Currently Learning: </w:t>
+      </w:r>
+      <w:r>
+        <w:rPr>
+          <w:rFonts w:ascii="Arial" w:hAnsi="Arial"/>
+          <w:sz w:val="18"/>
+          <w:szCs w:val="22"/>
+        </w:rPr>
+        <w:t>Data Structures &amp; Algorithms, Computer Networks, AI Foundations</w:t>
+      </w:r>
+    </w:p>
+    <w:p>
+      <w:pPr>
+        <w:pBdr>
+          <w:bottom w:val="single" w:sz="6" w:space="1" w:color="808080"/>
+        </w:pBdr>
+        <w:spacing w:before="60" w:after="20"/>
+        <w:rPr>
+          <w:bCs/>
+          <w:sz w:val="22"/>
+          <w:szCs w:val="22"/>
+        </w:rPr>
+      </w:pPr>
+      <w:r>
+        <w:rPr>
+          <w:rFonts w:ascii="Arial" w:hAnsi="Arial"/>
+          <w:bCs/>
+          <w:color w:val="2D2F92"/>
+          <w:spacing w:val="4"/>
+          <w:sz w:val="22"/>
+          <w:szCs w:val="22"/>
+        </w:rPr>
+        <w:t>PROJECTS</w:t>
+      </w:r>
+    </w:p>
+    <w:p>
+      <w:pPr>
+        <w:tabs>
+          <w:tab w:val="right" w:pos="9026"/>
+        </w:tabs>
+        <w:rPr>
+          <w:b/>
+          <w:bCs/>
+          <w:color w:val="2D2E90"/>
+        </w:rPr>
+      </w:pPr>
+      <w:r>
+        <w:rPr>
+          <w:b/>
+          <w:bCs/>
+          <w:color w:val="2D2E90"/>
+        </w:rPr>
+        <w:t>AI-Based Health Monitoring System</w:t>
+      </w:r>
+    </w:p>
+    <w:p>
+      <w:pPr>
+        <w:rPr>
+          <w:sz w:val="22"/>
+          <w:szCs w:val="22"/>
+        </w:rPr>
+      </w:pPr>
+      <w:r>
+        <w:t>● Developed an IoT-based health monitoring system using ESP32 to capture real-time heart rate, body temperature, and GPS data through integrated sensors and modules.</w:t>
+      </w:r>
+    </w:p>
+    <w:p>
+      <w:r>
+        <w:t>● Implemented abnormal-reading detection that automatically sends alerts to a web platform and provides doctor recommendations, enabling timely attention to potential health issues.</w:t>
+      </w:r>
+    </w:p>
+    <w:p>
+      <w:r>
+        <w:rPr>
+          <w:b/>
+          <w:bCs/>
+        </w:rPr>
+        <w:t>Tech Stack:</w:t>
+      </w:r>
+      <w:r>
+        <w:t xml:space="preserve"> ESP32, C/C++, IoT, Heart Rate Sensor, Temperature Sensor, GPS, Web Integration</w:t>
+      </w:r>
+    </w:p>
+    <w:p/>
+    <w:p>
+      <w:pPr>
+        <w:tabs>
+          <w:tab w:val="right" w:pos="9026"/>
+        </w:tabs>
+      </w:pPr>
+      <w:r>
+        <w:rPr>
+          <w:rFonts w:ascii="Arial" w:hAnsi="Arial"/>
+          <w:b/>
+          <w:bCs/>
+          <w:color w:val="2D2F92"/>
+        </w:rPr>
+        <w:t>AI Study Assistant</w:t>
+      </w:r>
+      <w:r>
+        <w:rPr>
+          <w:rFonts w:ascii="Arial" w:hAnsi="Arial"/>
+        </w:rPr>
+        <w:tab/>
+      </w:r>
+    </w:p>
+    <w:p>
+      <w:r>
+        <w:t xml:space="preserve">● </w:t>
+      </w:r>
+      <w:r>
+        <w:t xml:space="preserve">   </w:t>
+      </w:r>
+      <w:r>
+        <w:t xml:space="preserve">Implemented topic organization and checklist features to streamline study planning and help learners maintain a consistent, </w:t>
+      </w:r>
+    </w:p>
+    <w:p>
+      <w:r>
+        <w:t xml:space="preserve">      </w:t>
+      </w:r>
+      <w:r>
+        <w:t>structured learning workflow.</w:t>
+      </w:r>
+    </w:p>
+    <w:p>
+      <w:pPr>
+        <w:pStyle w:val="ListParagraph"/>
+        <w:numPr>
+          <w:ilvl w:val="0"/>
+          <w:numId w:val="6"/>
+        </w:numPr>
+      </w:pPr>
+      <w:r>
+        <w:rPr>
+          <w:rFonts w:ascii="Arial" w:hAnsi="Arial"/>
+          <w:sz w:val="18"/>
+          <w:szCs w:val="22"/>
+        </w:rPr>
+        <w:t>Lightweight browser-based study assistant that helps students organize topics, build a study checklist, and get simple rule-based study suggestions while learning AI concepts.</w:t>
+      </w:r>
+    </w:p>
+    <w:p>
+      <w:pPr>
+        <w:rPr>
+          <w:sz w:val="22"/>
+          <w:szCs w:val="22"/>
+        </w:rPr>
+      </w:pPr>
+      <w:r>
+        <w:rPr>
+          <w:rFonts w:ascii="Arial" w:hAnsi="Arial"/>
+          <w:b/>
+          <w:bCs/>
+          <w:sz w:val="18"/>
+          <w:szCs w:val="22"/>
+        </w:rPr>
+        <w:t xml:space="preserve">Tech Stack: </w:t>
+      </w:r>
+      <w:r>
+        <w:rPr>
+          <w:rFonts w:ascii="Arial" w:hAnsi="Arial"/>
+          <w:sz w:val="18"/>
+          <w:szCs w:val="22"/>
+        </w:rPr>
+        <w:t>HTML, CSS, JavaScript</w:t>
+      </w:r>
+    </w:p>
+    <w:p>
+      <w:pPr>
+        <w:pBdr>
+          <w:bottom w:val="single" w:sz="6" w:space="1" w:color="808080"/>
+        </w:pBdr>
+        <w:spacing w:before="60" w:after="20"/>
+        <w:rPr>
+          <w:bCs/>
+          <w:sz w:val="22"/>
+          <w:szCs w:val="22"/>
+        </w:rPr>
+      </w:pPr>
+      <w:r>
+        <w:rPr>
+          <w:rFonts w:ascii="Arial" w:hAnsi="Arial"/>
+          <w:bCs/>
+          <w:color w:val="2D2F92"/>
+          <w:sz w:val="22"/>
+          <w:szCs w:val="22"/>
+        </w:rPr>
+        <w:t>TRAINING</w:t>
+      </w:r>
+    </w:p>
+    <w:p>
+      <w:pPr>
+        <w:rPr>
+          <w:bCs/>
+          <w:color w:val="2D2E92"/>
+        </w:rPr>
+      </w:pPr>
+      <w:r>
+        <w:rPr>
+          <w:rFonts w:ascii="Arial" w:hAnsi="Arial"/>
+          <w:bCs/>
+          <w:color w:val="2D2E92"/>
+        </w:rPr>
+        <w:t>Lovely Professional University</w:t>
+      </w:r>
+    </w:p>
+    <w:p>
+      <w:pPr>
+        <w:tabs>
+          <w:tab w:val="right" w:pos="9432"/>
+        </w:tabs>
+      </w:pPr>
+      <w:r>
+        <w:rPr>
+          <w:rFonts w:ascii="Arial MT" w:hAnsi="Arial MT"/>
+        </w:rPr>
+        <w:t>Community Development Project — Cyber Safety Trainer, WNS Care Foundation</w:t>
+      </w:r>
+      <w:r>
+        <w:rPr>
+          <w:rFonts w:ascii="Arial MT" w:hAnsi="Arial MT"/>
+          <w:sz w:val="18"/>
+        </w:rPr>
+        <w:t xml:space="preserve">              </w:t>
+      </w:r>
+      <w:r>
+        <w:rPr>
+          <w:rFonts w:ascii="Arial" w:hAnsi="Arial"/>
+          <w:sz w:val="18"/>
+        </w:rPr>
+        <w:t xml:space="preserve">         </w:t>
+      </w:r>
+      <w:r>
+        <w:rPr>
+          <w:rFonts w:ascii="Arial" w:hAnsi="Arial"/>
+          <w:sz w:val="18"/>
+        </w:rPr>
+        <w:t xml:space="preserve">     </w:t>
+      </w:r>
+      <w:r>
+        <w:rPr>
+          <w:rFonts w:ascii="Arial" w:hAnsi="Arial"/>
+          <w:sz w:val="18"/>
+        </w:rPr>
+        <w:t xml:space="preserve">Jun 2026 </w:t>
+      </w:r>
+      <w:r>
+        <w:rPr>
+          <w:rFonts w:ascii="Arial" w:hAnsi="Arial"/>
+          <w:sz w:val="18"/>
+        </w:rPr>
+        <w:t>–</w:t>
+      </w:r>
+      <w:r>
+        <w:rPr>
+          <w:rFonts w:ascii="Arial" w:hAnsi="Arial"/>
+          <w:sz w:val="18"/>
+        </w:rPr>
+        <w:t xml:space="preserve"> Ju</w:t>
+      </w:r>
+      <w:r>
+        <w:rPr>
+          <w:rFonts w:ascii="Arial" w:hAnsi="Arial"/>
+          <w:sz w:val="18"/>
+        </w:rPr>
+        <w:t xml:space="preserve">ly </w:t>
+      </w:r>
+      <w:r>
+        <w:rPr>
+          <w:rFonts w:ascii="Arial" w:hAnsi="Arial"/>
+          <w:sz w:val="18"/>
+        </w:rPr>
+        <w:t>2026</w:t>
+      </w:r>
+    </w:p>
+    <w:p>
+      <w:pPr>
+        <w:ind w:left="259" w:hanging="173"/>
+        <w:rPr>
+          <w:rFonts w:ascii="Arial MT" w:hAnsi="Arial MT"/>
+        </w:rPr>
+      </w:pPr>
+      <w:r>
+        <w:rPr>
+          <w:rFonts w:ascii="Arial MT" w:hAnsi="Arial MT"/>
+          <w:sz w:val="18"/>
+        </w:rPr>
+        <w:t>● Conducted a community development training program in association with WNS Care Foundation under Lovely Professional University's outreach initiative.</w:t>
+      </w:r>
+    </w:p>
+    <w:p>
+      <w:pPr>
+        <w:ind w:left="259" w:hanging="173"/>
+        <w:rPr>
+          <w:rFonts w:ascii="Arial MT" w:hAnsi="Arial MT"/>
+        </w:rPr>
+      </w:pPr>
+      <w:r>
+        <w:rPr>
+          <w:rFonts w:ascii="Arial MT" w:hAnsi="Arial MT"/>
+          <w:sz w:val="18"/>
+        </w:rPr>
+        <w:t>● Trained 30+ students from Grade 2 and above on cyber security fundamentals and safe practices while browsing the internet.</w:t>
+      </w:r>
+    </w:p>
+    <w:p>
+      <w:pPr>
+        <w:ind w:left="259" w:hanging="173"/>
+        <w:rPr>
+          <w:rFonts w:ascii="Arial MT" w:hAnsi="Arial MT"/>
+        </w:rPr>
+      </w:pPr>
+      <w:r>
+        <w:rPr>
+          <w:rFonts w:ascii="Arial MT" w:hAnsi="Arial MT"/>
+          <w:sz w:val="18"/>
+        </w:rPr>
+        <w:t>● Guided all participating students to successful completion of the CyberSmart certification on the WNS Care Foundation platform.</w:t>
+      </w:r>
+    </w:p>
+    <w:p>
+      <w:pPr>
+        <w:pBdr>
+          <w:bottom w:val="single" w:sz="6" w:space="1" w:color="808080"/>
+        </w:pBdr>
+        <w:spacing w:before="60" w:after="20"/>
+        <w:rPr>
+          <w:bCs/>
+          <w:sz w:val="22"/>
+          <w:szCs w:val="22"/>
+        </w:rPr>
+      </w:pPr>
+      <w:r>
+        <w:rPr>
+          <w:rFonts w:ascii="Arial" w:hAnsi="Arial"/>
+          <w:bCs/>
+          <w:color w:val="2D2F92"/>
+          <w:spacing w:val="4"/>
+          <w:sz w:val="22"/>
+          <w:szCs w:val="22"/>
+        </w:rPr>
+        <w:t>CERTIFICATES</w:t>
       </w:r>
     </w:p>
     <w:p>
@@ -355,178 +742,28 @@
           <w:ilvl w:val="0"/>
           <w:numId w:val="1"/>
         </w:numPr>
-        <w:spacing w:after="60"/>
-        <w:rPr>
-          <w:sz w:val="22"/>
-          <w:szCs w:val="22"/>
-        </w:rPr>
-      </w:pPr>
-      <w:r>
-        <w:rPr>
-          <w:b/>
-          <w:bCs/>
-          <w:sz w:val="22"/>
-          <w:szCs w:val="22"/>
-        </w:rPr>
-        <w:t xml:space="preserve">Tech Stack: </w:t>
-      </w:r>
-      <w:r>
-        <w:rPr>
-          <w:sz w:val="22"/>
-          <w:szCs w:val="22"/>
-        </w:rPr>
-        <w:t>Python, Data Analysis, Machine Learning</w:t>
-      </w:r>
-    </w:p>
-    <w:p>
-      <w:pPr>
-        <w:tabs>
-          <w:tab w:val="right" w:pos="9026"/>
-        </w:tabs>
-        <w:spacing w:before="120" w:after="20"/>
-        <w:rPr>
-          <w:sz w:val="22"/>
-          <w:szCs w:val="22"/>
-        </w:rPr>
-      </w:pPr>
-      <w:r>
-        <w:rPr>
-          <w:b/>
-          <w:bCs/>
-          <w:color w:val="2D2F92"/>
-          <w:sz w:val="22"/>
-          <w:szCs w:val="22"/>
-        </w:rPr>
-        <w:t>AI Study Assistant</w:t>
-      </w:r>
-      <w:r>
-        <w:rPr>
-          <w:sz w:val="22"/>
-          <w:szCs w:val="22"/>
-        </w:rPr>
-        <w:tab/>
-      </w:r>
-    </w:p>
-    <w:p>
-      <w:pPr>
-        <w:spacing w:after="40"/>
-        <w:rPr>
-          <w:sz w:val="22"/>
-          <w:szCs w:val="22"/>
-        </w:rPr>
-      </w:pPr>
-      <w:r>
-        <w:rPr>
-          <w:i/>
-          <w:iCs/>
-          <w:sz w:val="22"/>
-          <w:szCs w:val="22"/>
-        </w:rPr>
-        <w:t>HTML • CSS • JavaScript</w:t>
-      </w:r>
-    </w:p>
-    <w:p>
-      <w:pPr>
-        <w:pStyle w:val="ListParagraph"/>
-        <w:numPr>
-          <w:ilvl w:val="0"/>
-          <w:numId w:val="1"/>
-        </w:numPr>
-        <w:spacing w:after="60"/>
-        <w:rPr>
-          <w:sz w:val="22"/>
-          <w:szCs w:val="22"/>
-        </w:rPr>
-      </w:pPr>
-      <w:r>
-        <w:rPr>
-          <w:sz w:val="22"/>
-          <w:szCs w:val="22"/>
-        </w:rPr>
-        <w:t>Lightweight browser-based study assistant that helps students organize topics, build a study checklist, and get simple rule-based study suggestions while learning AI concepts.</w:t>
-      </w:r>
-    </w:p>
-    <w:p>
-      <w:pPr>
-        <w:pStyle w:val="ListParagraph"/>
-        <w:numPr>
-          <w:ilvl w:val="0"/>
-          <w:numId w:val="1"/>
-        </w:numPr>
-        <w:spacing w:after="60"/>
-        <w:rPr>
-          <w:sz w:val="22"/>
-          <w:szCs w:val="22"/>
-        </w:rPr>
-      </w:pPr>
-      <w:r>
-        <w:rPr>
-          <w:b/>
-          <w:bCs/>
-          <w:sz w:val="22"/>
-          <w:szCs w:val="22"/>
-        </w:rPr>
-        <w:t xml:space="preserve">Tech Stack: </w:t>
-      </w:r>
-      <w:r>
-        <w:rPr>
-          <w:sz w:val="22"/>
-          <w:szCs w:val="22"/>
-        </w:rPr>
-        <w:t>HTML, CSS, JavaScript</w:t>
-      </w:r>
-    </w:p>
-    <w:p>
-      <w:pPr>
-        <w:pBdr>
-          <w:bottom w:val="single" w:sz="6" w:space="2" w:color="999999"/>
-        </w:pBdr>
-        <w:spacing w:before="260" w:after="90"/>
-        <w:rPr>
-          <w:sz w:val="22"/>
-          <w:szCs w:val="22"/>
-        </w:rPr>
-      </w:pPr>
-      <w:r>
-        <w:rPr>
-          <w:color w:val="2D2F92"/>
-          <w:spacing w:val="4"/>
-          <w:sz w:val="22"/>
-          <w:szCs w:val="22"/>
-        </w:rPr>
-        <w:t>CERTIFICATES</w:t>
-      </w:r>
-    </w:p>
-    <w:p>
-      <w:pPr>
-        <w:pStyle w:val="ListParagraph"/>
-        <w:numPr>
-          <w:ilvl w:val="0"/>
-          <w:numId w:val="1"/>
-        </w:numPr>
-        <w:spacing w:after="60"/>
-        <w:rPr>
-          <w:sz w:val="22"/>
-          <w:szCs w:val="22"/>
-        </w:rPr>
-      </w:pPr>
-      <w:r>
-        <w:rPr>
-          <w:b/>
-          <w:bCs/>
-          <w:sz w:val="22"/>
-          <w:szCs w:val="22"/>
-        </w:rPr>
-        <w:t>Introduction to Python</w:t>
-      </w:r>
-      <w:r>
-        <w:rPr>
-          <w:sz w:val="22"/>
-          <w:szCs w:val="22"/>
-        </w:rPr>
-        <w:t xml:space="preserve"> — Saylor Academy (CS105), Grade: 96.84%  </w:t>
-      </w:r>
-      <w:hyperlink r:id="rId24" w:history="1">
+        <w:rPr>
+          <w:sz w:val="22"/>
+          <w:szCs w:val="22"/>
+        </w:rPr>
+      </w:pPr>
+      <w:r>
+        <w:rPr>
+          <w:rFonts w:ascii="Arial MT" w:hAnsi="Arial MT"/>
+          <w:sz w:val="18"/>
+          <w:szCs w:val="22"/>
+        </w:rPr>
+        <w:t>Introduction to Python — Saylor Academy (CS105)</w:t>
+      </w:r>
+      <w:r>
+        <w:rPr>
+          <w:rFonts w:ascii="Arial" w:hAnsi="Arial"/>
+          <w:sz w:val="18"/>
+          <w:szCs w:val="22"/>
+        </w:rPr>
+        <w:t xml:space="preserve"> | </w:t>
+      </w:r>
+      <w:hyperlink r:id="rId8" w:history="1">
         <w:r>
           <w:rPr>
             <w:color w:val="1155CC"/>
@@ -537,6 +774,27 @@
           <w:t>View Certificate</w:t>
         </w:r>
       </w:hyperlink>
+      <w:r>
+        <w:t xml:space="preserve">                  </w:t>
+      </w:r>
+      <w:r>
+        <w:t xml:space="preserve">   </w:t>
+      </w:r>
+      <w:r>
+        <w:t xml:space="preserve"> </w:t>
+      </w:r>
+      <w:r>
+        <w:t xml:space="preserve"> </w:t>
+      </w:r>
+      <w:r>
+        <w:t xml:space="preserve">                  </w:t>
+      </w:r>
+      <w:r>
+        <w:t xml:space="preserve">  </w:t>
+      </w:r>
+      <w:r>
+        <w:t>Feb 6 2026</w:t>
+      </w:r>
     </w:p>
     <w:p>
       <w:pPr>
@@ -545,29 +803,60 @@
           <w:ilvl w:val="0"/>
           <w:numId w:val="1"/>
         </w:numPr>
-        <w:spacing w:after="60"/>
-        <w:rPr>
-          <w:sz w:val="22"/>
-          <w:szCs w:val="22"/>
-        </w:rPr>
-      </w:pPr>
-      <w:r>
-        <w:rPr>
-          <w:b/>
-          <w:bCs/>
-          <w:sz w:val="22"/>
+        <w:rPr>
+          <w:sz w:val="22"/>
+          <w:szCs w:val="22"/>
+        </w:rPr>
+      </w:pPr>
+      <w:r>
+        <w:rPr>
+          <w:rFonts w:ascii="Arial" w:hAnsi="Arial"/>
+          <w:sz w:val="18"/>
           <w:szCs w:val="22"/>
         </w:rPr>
         <w:t>Programming Using C++</w:t>
       </w:r>
       <w:r>
         <w:rPr>
-          <w:sz w:val="22"/>
-          <w:szCs w:val="22"/>
-        </w:rPr>
-        <w:t xml:space="preserve"> — Infosys Springboard  </w:t>
-      </w:r>
-      <w:hyperlink r:id="rId21" w:history="1">
+          <w:rFonts w:ascii="Arial" w:hAnsi="Arial"/>
+          <w:sz w:val="18"/>
+          <w:szCs w:val="22"/>
+        </w:rPr>
+        <w:t xml:space="preserve"> — </w:t>
+      </w:r>
+      <w:r>
+        <w:rPr>
+          <w:rFonts w:ascii="Arial MT" w:hAnsi="Arial MT"/>
+          <w:sz w:val="18"/>
+          <w:szCs w:val="22"/>
+        </w:rPr>
+        <w:t>Infosys Springboard</w:t>
+      </w:r>
+      <w:r>
+        <w:rPr>
+          <w:rFonts w:ascii="Arial" w:hAnsi="Arial"/>
+          <w:sz w:val="18"/>
+          <w:szCs w:val="22"/>
+        </w:rPr>
+        <w:t xml:space="preserve"> </w:t>
+      </w:r>
+      <w:r>
+        <w:rPr>
+          <w:rFonts w:ascii="Arial" w:hAnsi="Arial"/>
+          <w:sz w:val="18"/>
+          <w:szCs w:val="22"/>
+        </w:rPr>
+        <w:t>|</w:t>
+      </w:r>
+      <w:r>
+        <w:rPr>
+          <w:rFonts w:ascii="Arial" w:hAnsi="Arial"/>
+          <w:sz w:val="18"/>
+          <w:szCs w:val="22"/>
+        </w:rPr>
+        <w:t xml:space="preserve"> </w:t>
+      </w:r>
+      <w:hyperlink r:id="rId9" w:history="1">
         <w:r>
           <w:rPr>
             <w:color w:val="1155CC"/>
@@ -578,6 +867,24 @@
           <w:t>View Certificate</w:t>
         </w:r>
       </w:hyperlink>
+      <w:r>
+        <w:t xml:space="preserve">                           </w:t>
+      </w:r>
+      <w:r>
+        <w:t xml:space="preserve">   </w:t>
+      </w:r>
+      <w:r>
+        <w:t xml:space="preserve"> </w:t>
+      </w:r>
+      <w:r>
+        <w:t xml:space="preserve">               </w:t>
+      </w:r>
+      <w:r>
+        <w:t xml:space="preserve"> </w:t>
+      </w:r>
+      <w:r>
+        <w:t>July 14 2026</w:t>
+      </w:r>
     </w:p>
     <w:p>
       <w:pPr>
@@ -586,29 +893,68 @@
           <w:ilvl w:val="0"/>
           <w:numId w:val="1"/>
         </w:numPr>
-        <w:spacing w:after="60"/>
-        <w:rPr>
-          <w:sz w:val="22"/>
-          <w:szCs w:val="22"/>
-        </w:rPr>
-      </w:pPr>
-      <w:r>
-        <w:rPr>
-          <w:b/>
-          <w:bCs/>
-          <w:sz w:val="22"/>
+        <w:rPr>
+          <w:sz w:val="22"/>
+          <w:szCs w:val="22"/>
+        </w:rPr>
+      </w:pPr>
+      <w:r>
+        <w:rPr>
+          <w:rFonts w:ascii="Arial MT" w:hAnsi="Arial MT"/>
+          <w:sz w:val="18"/>
           <w:szCs w:val="22"/>
         </w:rPr>
         <w:t>Computer Programming (C)</w:t>
       </w:r>
       <w:r>
         <w:rPr>
-          <w:sz w:val="22"/>
-          <w:szCs w:val="22"/>
-        </w:rPr>
-        <w:t xml:space="preserve"> — i am neo, an NIIT Venture — 150 Hours  </w:t>
-      </w:r>
-      <w:hyperlink r:id="rId22" w:history="1">
+          <w:rFonts w:ascii="Arial" w:hAnsi="Arial"/>
+          <w:sz w:val="18"/>
+          <w:szCs w:val="22"/>
+        </w:rPr>
+        <w:t xml:space="preserve"> — </w:t>
+      </w:r>
+      <w:r>
+        <w:rPr>
+          <w:rFonts w:ascii="Arial MT" w:hAnsi="Arial MT"/>
+          <w:sz w:val="18"/>
+          <w:szCs w:val="22"/>
+        </w:rPr>
+        <w:t>I</w:t>
+      </w:r>
+      <w:r>
+        <w:rPr>
+          <w:rFonts w:ascii="Arial MT" w:hAnsi="Arial MT"/>
+          <w:sz w:val="18"/>
+          <w:szCs w:val="22"/>
+        </w:rPr>
+        <w:t xml:space="preserve"> am neo, an NIIT Venture</w:t>
+      </w:r>
+      <w:r>
+        <w:rPr>
+          <w:rFonts w:ascii="Arial" w:hAnsi="Arial"/>
+          <w:sz w:val="18"/>
+          <w:szCs w:val="22"/>
+        </w:rPr>
+        <w:t xml:space="preserve"> </w:t>
+      </w:r>
+      <w:r>
+        <w:rPr>
+          <w:rFonts w:ascii="Arial" w:hAnsi="Arial"/>
+          <w:sz w:val="18"/>
+          <w:szCs w:val="22"/>
+        </w:rPr>
+        <w:t>|</w:t>
+      </w:r>
+      <w:r>
+        <w:rPr>
+          <w:rFonts w:ascii="Arial" w:hAnsi="Arial"/>
+          <w:sz w:val="18"/>
+          <w:szCs w:val="22"/>
+        </w:rPr>
+        <w:t xml:space="preserve"> </w:t>
+      </w:r>
+      <w:hyperlink r:id="rId10" w:history="1">
         <w:r>
           <w:rPr>
             <w:color w:val="1155CC"/>
@@ -619,6 +965,18 @@
           <w:t>View Certificate</w:t>
         </w:r>
       </w:hyperlink>
+      <w:r>
+        <w:t xml:space="preserve">             </w:t>
+      </w:r>
+      <w:r>
+        <w:t xml:space="preserve"> </w:t>
+      </w:r>
+      <w:r>
+        <w:t xml:space="preserve">                  </w:t>
+      </w:r>
+      <w:r>
+        <w:t>21 May 2026</w:t>
+      </w:r>
     </w:p>
     <w:p>
       <w:pPr>
@@ -627,29 +985,60 @@
           <w:ilvl w:val="0"/>
           <w:numId w:val="1"/>
         </w:numPr>
-        <w:spacing w:after="60"/>
-        <w:rPr>
-          <w:sz w:val="22"/>
-          <w:szCs w:val="22"/>
-        </w:rPr>
-      </w:pPr>
-      <w:r>
-        <w:rPr>
-          <w:b/>
-          <w:bCs/>
-          <w:sz w:val="22"/>
+        <w:rPr>
+          <w:sz w:val="22"/>
+          <w:szCs w:val="22"/>
+        </w:rPr>
+      </w:pPr>
+      <w:r>
+        <w:rPr>
+          <w:rFonts w:ascii="Arial MT" w:hAnsi="Arial MT"/>
+          <w:sz w:val="18"/>
           <w:szCs w:val="22"/>
         </w:rPr>
         <w:t>Introduction to Artificial Intelligence</w:t>
       </w:r>
       <w:r>
         <w:rPr>
-          <w:sz w:val="22"/>
-          <w:szCs w:val="22"/>
-        </w:rPr>
-        <w:t xml:space="preserve"> — Infosys Springboard  </w:t>
-      </w:r>
-      <w:hyperlink r:id="rId23" w:history="1">
+          <w:rFonts w:ascii="Arial" w:hAnsi="Arial"/>
+          <w:sz w:val="18"/>
+          <w:szCs w:val="22"/>
+        </w:rPr>
+        <w:t xml:space="preserve"> — </w:t>
+      </w:r>
+      <w:r>
+        <w:rPr>
+          <w:rFonts w:ascii="Arial MT" w:hAnsi="Arial MT"/>
+          <w:sz w:val="18"/>
+          <w:szCs w:val="22"/>
+        </w:rPr>
+        <w:t>Infosys Springboard</w:t>
+      </w:r>
+      <w:r>
+        <w:rPr>
+          <w:rFonts w:ascii="Arial" w:hAnsi="Arial"/>
+          <w:sz w:val="18"/>
+          <w:szCs w:val="22"/>
+        </w:rPr>
+        <w:t xml:space="preserve"> </w:t>
+      </w:r>
+      <w:r>
+        <w:rPr>
+          <w:rFonts w:ascii="Arial" w:hAnsi="Arial"/>
+          <w:sz w:val="18"/>
+          <w:szCs w:val="22"/>
+        </w:rPr>
+        <w:t>|</w:t>
+      </w:r>
+      <w:r>
+        <w:rPr>
+          <w:rFonts w:ascii="Arial" w:hAnsi="Arial"/>
+          <w:sz w:val="18"/>
+          <w:szCs w:val="22"/>
+        </w:rPr>
+        <w:t xml:space="preserve"> </w:t>
+      </w:r>
+      <w:hyperlink r:id="rId11" w:history="1">
         <w:r>
           <w:rPr>
             <w:color w:val="1155CC"/>
@@ -660,6 +1049,21 @@
           <w:t>View Certificate</w:t>
         </w:r>
       </w:hyperlink>
+      <w:r>
+        <w:t xml:space="preserve">         </w:t>
+      </w:r>
+      <w:r>
+        <w:t xml:space="preserve">                 </w:t>
+      </w:r>
+      <w:r>
+        <w:t xml:space="preserve"> </w:t>
+      </w:r>
+      <w:r>
+        <w:t xml:space="preserve">   </w:t>
+      </w:r>
+      <w:r>
+        <w:t>10 March 2026</w:t>
+      </w:r>
     </w:p>
     <w:p>
       <w:pPr>
@@ -668,29 +1072,52 @@
           <w:ilvl w:val="0"/>
           <w:numId w:val="1"/>
         </w:numPr>
-        <w:spacing w:after="60"/>
-        <w:rPr>
-          <w:sz w:val="22"/>
-          <w:szCs w:val="22"/>
-        </w:rPr>
-      </w:pPr>
-      <w:r>
-        <w:rPr>
-          <w:b/>
-          <w:bCs/>
-          <w:sz w:val="22"/>
+        <w:rPr>
+          <w:sz w:val="22"/>
+          <w:szCs w:val="22"/>
+        </w:rPr>
+      </w:pPr>
+      <w:r>
+        <w:rPr>
+          <w:rFonts w:ascii="Arial MT" w:hAnsi="Arial MT"/>
+          <w:sz w:val="18"/>
           <w:szCs w:val="22"/>
         </w:rPr>
         <w:t>MOOC: Anger Management</w:t>
       </w:r>
       <w:r>
         <w:rPr>
-          <w:sz w:val="22"/>
-          <w:szCs w:val="22"/>
-        </w:rPr>
-        <w:t xml:space="preserve"> — Apna Vidyalaya  </w:t>
-      </w:r>
-      <w:hyperlink r:id="rId20" w:history="1">
+          <w:rFonts w:ascii="Arial" w:hAnsi="Arial"/>
+          <w:sz w:val="18"/>
+          <w:szCs w:val="22"/>
+        </w:rPr>
+        <w:t xml:space="preserve"> — </w:t>
+      </w:r>
+      <w:r>
+        <w:rPr>
+          <w:rFonts w:ascii="Arial MT" w:hAnsi="Arial MT"/>
+          <w:sz w:val="18"/>
+          <w:szCs w:val="22"/>
+        </w:rPr>
+        <w:t>Apna Vidyalaya</w:t>
+      </w:r>
+      <w:r>
+        <w:rPr>
+          <w:rFonts w:ascii="Arial" w:hAnsi="Arial"/>
+          <w:sz w:val="18"/>
+          <w:szCs w:val="22"/>
+        </w:rPr>
+        <w:t xml:space="preserve"> |</w:t>
+      </w:r>
+      <w:r>
+        <w:rPr>
+          <w:rFonts w:ascii="Arial" w:hAnsi="Arial"/>
+          <w:sz w:val="18"/>
+          <w:szCs w:val="22"/>
+        </w:rPr>
+        <w:t xml:space="preserve"> </w:t>
+      </w:r>
+      <w:hyperlink r:id="rId12" w:history="1">
         <w:r>
           <w:rPr>
             <w:color w:val="1155CC"/>
@@ -701,20 +1128,32 @@
           <w:t>View Certificate</w:t>
         </w:r>
       </w:hyperlink>
+      <w:r>
+        <w:t xml:space="preserve">                                </w:t>
+      </w:r>
+      <w:r>
+        <w:t xml:space="preserve">                 </w:t>
+      </w:r>
+      <w:r>
+        <w:t>Oct 2025</w:t>
+      </w:r>
     </w:p>
     <w:p>
       <w:pPr>
         <w:pBdr>
-          <w:bottom w:val="single" w:sz="6" w:space="2" w:color="999999"/>
+          <w:bottom w:val="single" w:sz="6" w:space="1" w:color="808080"/>
         </w:pBdr>
-        <w:spacing w:before="260" w:after="90"/>
-        <w:rPr>
-          <w:sz w:val="22"/>
-          <w:szCs w:val="22"/>
-        </w:rPr>
-      </w:pPr>
-      <w:r>
-        <w:rPr>
+        <w:spacing w:before="60" w:after="20"/>
+        <w:rPr>
+          <w:bCs/>
+          <w:sz w:val="22"/>
+          <w:szCs w:val="22"/>
+        </w:rPr>
+      </w:pPr>
+      <w:r>
+        <w:rPr>
+          <w:rFonts w:ascii="Arial" w:hAnsi="Arial"/>
+          <w:bCs/>
           <w:color w:val="2D2F92"/>
           <w:spacing w:val="4"/>
           <w:sz w:val="22"/>
@@ -730,31 +1169,34 @@
           <w:ilvl w:val="0"/>
           <w:numId w:val="1"/>
         </w:numPr>
-        <w:spacing w:after="60"/>
-        <w:rPr>
-          <w:sz w:val="22"/>
-          <w:szCs w:val="22"/>
-        </w:rPr>
-      </w:pPr>
-      <w:r>
-        <w:rPr>
-          <w:sz w:val="22"/>
+        <w:rPr>
+          <w:rFonts w:ascii="Arial MT" w:hAnsi="Arial MT"/>
+          <w:sz w:val="22"/>
+          <w:szCs w:val="22"/>
+        </w:rPr>
+      </w:pPr>
+      <w:r>
+        <w:rPr>
+          <w:rFonts w:ascii="Arial MT" w:hAnsi="Arial MT"/>
+          <w:sz w:val="18"/>
           <w:szCs w:val="22"/>
         </w:rPr>
         <w:t xml:space="preserve">Solved </w:t>
       </w:r>
       <w:r>
         <w:rPr>
-          <w:b/>
-          <w:bCs/>
-          <w:sz w:val="22"/>
+          <w:rFonts w:ascii="Arial MT" w:hAnsi="Arial MT"/>
+          <w:b/>
+          <w:bCs/>
+          <w:sz w:val="18"/>
           <w:szCs w:val="22"/>
         </w:rPr>
         <w:t>200+</w:t>
       </w:r>
       <w:r>
         <w:rPr>
-          <w:sz w:val="22"/>
+          <w:rFonts w:ascii="Arial MT" w:hAnsi="Arial MT"/>
+          <w:sz w:val="18"/>
           <w:szCs w:val="22"/>
         </w:rPr>
         <w:t xml:space="preserve"> coding problems in Python on CodeTantra platform.</w:t>
@@ -767,31 +1209,34 @@
           <w:ilvl w:val="0"/>
           <w:numId w:val="1"/>
         </w:numPr>
-        <w:spacing w:after="60"/>
-        <w:rPr>
-          <w:sz w:val="22"/>
-          <w:szCs w:val="22"/>
-        </w:rPr>
-      </w:pPr>
-      <w:r>
-        <w:rPr>
-          <w:sz w:val="22"/>
+        <w:rPr>
+          <w:rFonts w:ascii="Arial MT" w:hAnsi="Arial MT"/>
+          <w:sz w:val="22"/>
+          <w:szCs w:val="22"/>
+        </w:rPr>
+      </w:pPr>
+      <w:r>
+        <w:rPr>
+          <w:rFonts w:ascii="Arial MT" w:hAnsi="Arial MT"/>
+          <w:sz w:val="18"/>
           <w:szCs w:val="22"/>
         </w:rPr>
         <w:t xml:space="preserve">Solved </w:t>
       </w:r>
       <w:r>
         <w:rPr>
-          <w:b/>
-          <w:bCs/>
-          <w:sz w:val="22"/>
+          <w:rFonts w:ascii="Arial MT" w:hAnsi="Arial MT"/>
+          <w:b/>
+          <w:bCs/>
+          <w:sz w:val="18"/>
           <w:szCs w:val="22"/>
         </w:rPr>
         <w:t>150+</w:t>
       </w:r>
       <w:r>
         <w:rPr>
-          <w:sz w:val="22"/>
+          <w:rFonts w:ascii="Arial MT" w:hAnsi="Arial MT"/>
+          <w:sz w:val="18"/>
           <w:szCs w:val="22"/>
         </w:rPr>
         <w:t xml:space="preserve"> coding questions in SQL on CodeTantra platform.</w:t>
@@ -804,31 +1249,34 @@
           <w:ilvl w:val="0"/>
           <w:numId w:val="1"/>
         </w:numPr>
-        <w:spacing w:after="60"/>
-        <w:rPr>
-          <w:sz w:val="22"/>
-          <w:szCs w:val="22"/>
-        </w:rPr>
-      </w:pPr>
-      <w:r>
-        <w:rPr>
-          <w:sz w:val="22"/>
+        <w:rPr>
+          <w:rFonts w:ascii="Arial MT" w:hAnsi="Arial MT"/>
+          <w:sz w:val="22"/>
+          <w:szCs w:val="22"/>
+        </w:rPr>
+      </w:pPr>
+      <w:r>
+        <w:rPr>
+          <w:rFonts w:ascii="Arial MT" w:hAnsi="Arial MT"/>
+          <w:sz w:val="18"/>
           <w:szCs w:val="22"/>
         </w:rPr>
         <w:t xml:space="preserve">Solved </w:t>
       </w:r>
       <w:r>
         <w:rPr>
-          <w:b/>
-          <w:bCs/>
-          <w:sz w:val="22"/>
+          <w:rFonts w:ascii="Arial MT" w:hAnsi="Arial MT"/>
+          <w:b/>
+          <w:bCs/>
+          <w:sz w:val="18"/>
           <w:szCs w:val="22"/>
         </w:rPr>
         <w:t>150+</w:t>
       </w:r>
       <w:r>
         <w:rPr>
-          <w:sz w:val="22"/>
+          <w:rFonts w:ascii="Arial MT" w:hAnsi="Arial MT"/>
+          <w:sz w:val="18"/>
           <w:szCs w:val="22"/>
         </w:rPr>
         <w:t xml:space="preserve"> coding problems in C on NeoColab platform.</w:t>
@@ -837,16 +1285,19 @@
     <w:p>
       <w:pPr>
         <w:pBdr>
-          <w:bottom w:val="single" w:sz="6" w:space="2" w:color="999999"/>
+          <w:bottom w:val="single" w:sz="6" w:space="1" w:color="808080"/>
         </w:pBdr>
-        <w:spacing w:before="260" w:after="90"/>
-        <w:rPr>
-          <w:sz w:val="22"/>
-          <w:szCs w:val="22"/>
-        </w:rPr>
-      </w:pPr>
-      <w:r>
-        <w:rPr>
+        <w:spacing w:before="60" w:after="20"/>
+        <w:rPr>
+          <w:bCs/>
+          <w:sz w:val="22"/>
+          <w:szCs w:val="22"/>
+        </w:rPr>
+      </w:pPr>
+      <w:r>
+        <w:rPr>
+          <w:rFonts w:ascii="Arial" w:hAnsi="Arial"/>
+          <w:bCs/>
           <w:color w:val="2D2F92"/>
           <w:spacing w:val="4"/>
           <w:sz w:val="22"/>
@@ -860,43 +1311,70 @@
         <w:tabs>
           <w:tab w:val="right" w:pos="9026"/>
         </w:tabs>
-        <w:spacing w:before="120" w:after="20"/>
-        <w:rPr>
-          <w:sz w:val="22"/>
-          <w:szCs w:val="22"/>
-        </w:rPr>
-      </w:pPr>
-      <w:r>
-        <w:rPr>
+        <w:rPr>
+          <w:sz w:val="22"/>
+          <w:szCs w:val="22"/>
+        </w:rPr>
+      </w:pPr>
+      <w:r>
+        <w:rPr>
+          <w:rFonts w:ascii="Arial" w:hAnsi="Arial"/>
           <w:b/>
           <w:bCs/>
           <w:color w:val="2D2F92"/>
-          <w:sz w:val="22"/>
-          <w:szCs w:val="22"/>
-        </w:rPr>
-        <w:t xml:space="preserve">Lovely Professional University</w:t>
-      </w:r>
-      <w:r>
-        <w:rPr>
-          <w:sz w:val="22"/>
+          <w:sz w:val="18"/>
+          <w:szCs w:val="22"/>
+        </w:rPr>
+        <w:t>Lovely Professional University</w:t>
+      </w:r>
+      <w:r>
+        <w:rPr>
+          <w:rFonts w:ascii="Arial" w:hAnsi="Arial"/>
+          <w:sz w:val="18"/>
           <w:szCs w:val="22"/>
         </w:rPr>
         <w:t xml:space="preserve">                                                                                           </w:t>
       </w:r>
       <w:r>
         <w:rPr>
+          <w:rFonts w:ascii="Arial" w:hAnsi="Arial"/>
+          <w:sz w:val="18"/>
+          <w:szCs w:val="22"/>
+        </w:rPr>
+        <w:t xml:space="preserve">          </w:t>
+      </w:r>
+      <w:r>
+        <w:rPr>
+          <w:rFonts w:ascii="Arial" w:hAnsi="Arial"/>
+          <w:sz w:val="18"/>
+          <w:szCs w:val="22"/>
+        </w:rPr>
+        <w:t xml:space="preserve">                 </w:t>
+      </w:r>
+      <w:r>
+        <w:rPr>
+          <w:rFonts w:ascii="Arial" w:hAnsi="Arial"/>
+          <w:sz w:val="18"/>
+          <w:szCs w:val="22"/>
+        </w:rPr>
+        <w:t xml:space="preserve"> </w:t>
+      </w:r>
+      <w:r>
+        <w:rPr>
+          <w:rFonts w:ascii="Arial" w:hAnsi="Arial"/>
           <w:color w:val="262626" w:themeColor="text1" w:themeTint="D9"/>
-          <w:sz w:val="22"/>
+          <w:sz w:val="18"/>
           <w:szCs w:val="22"/>
         </w:rPr>
         <w:t xml:space="preserve">Phagwara, Punjab                                                                    </w:t>
       </w:r>
       <w:r>
         <w:rPr>
+          <w:rFonts w:ascii="Arial" w:hAnsi="Arial"/>
           <w:i/>
           <w:iCs/>
           <w:color w:val="262626" w:themeColor="text1" w:themeTint="D9"/>
-          <w:sz w:val="22"/>
+          <w:sz w:val="18"/>
           <w:szCs w:val="22"/>
         </w:rPr>
         <w:t xml:space="preserve"> </w:t>
@@ -904,46 +1382,321 @@
     </w:p>
     <w:p>
       <w:pPr>
-        <w:spacing w:after="80"/>
-        <w:rPr>
+        <w:rPr>
+          <w:rFonts w:ascii="Arial" w:hAnsi="Arial"/>
           <w:i/>
           <w:iCs/>
-          <w:sz w:val="22"/>
-          <w:szCs w:val="22"/>
-        </w:rPr>
-      </w:pPr>
-      <w:r>
-        <w:rPr>
+          <w:sz w:val="18"/>
+          <w:szCs w:val="22"/>
+        </w:rPr>
+      </w:pPr>
+      <w:r>
+        <w:rPr>
+          <w:rFonts w:ascii="Arial MT" w:hAnsi="Arial MT"/>
           <w:i/>
           <w:iCs/>
-          <w:sz w:val="22"/>
-          <w:szCs w:val="22"/>
-        </w:rPr>
-        <w:t xml:space="preserve">Bachelor of Technology — Computer Science and Engineering (AI-ML)                            August 2025-Current</w:t>
-      </w:r>
-    </w:p>
-    <w:p>
-      <w:pPr>
-        <w:spacing w:after="80"/>
-        <w:rPr>
-          <w:b/>
-          <w:bCs/>
+          <w:sz w:val="18"/>
+          <w:szCs w:val="22"/>
+        </w:rPr>
+        <w:t>Bachelor of Technology — Computer Science and Engineering (AI-ML</w:t>
+      </w:r>
+      <w:r>
+        <w:rPr>
+          <w:rFonts w:ascii="Arial" w:hAnsi="Arial"/>
           <w:i/>
           <w:iCs/>
-          <w:sz w:val="22"/>
-          <w:szCs w:val="22"/>
-        </w:rPr>
-      </w:pPr>
-      <w:r>
-        <w:rPr>
-          <w:b/>
-          <w:bCs/>
+          <w:sz w:val="18"/>
+          <w:szCs w:val="22"/>
+        </w:rPr>
+        <w:t>)</w:t>
+      </w:r>
+      <w:r>
+        <w:rPr>
+          <w:rFonts w:ascii="Arial" w:hAnsi="Arial"/>
           <w:i/>
           <w:iCs/>
-          <w:sz w:val="22"/>
+          <w:sz w:val="18"/>
+          <w:szCs w:val="22"/>
+        </w:rPr>
+        <w:t>;</w:t>
+      </w:r>
+      <w:r>
+        <w:rPr>
+          <w:rFonts w:ascii="Arial" w:hAnsi="Arial"/>
+          <w:b/>
+          <w:bCs/>
+          <w:i/>
+          <w:iCs/>
+          <w:sz w:val="18"/>
+          <w:szCs w:val="22"/>
+        </w:rPr>
+        <w:t xml:space="preserve"> </w:t>
+      </w:r>
+      <w:r>
+        <w:rPr>
+          <w:rFonts w:ascii="Arial" w:hAnsi="Arial"/>
+          <w:b/>
+          <w:bCs/>
+          <w:i/>
+          <w:iCs/>
+          <w:sz w:val="18"/>
           <w:szCs w:val="22"/>
         </w:rPr>
         <w:t>CGPA: 7.81</w:t>
+      </w:r>
+      <w:r>
+        <w:rPr>
+          <w:b/>
+          <w:bCs/>
+          <w:i/>
+          <w:iCs/>
+          <w:sz w:val="22"/>
+          <w:szCs w:val="22"/>
+        </w:rPr>
+        <w:t xml:space="preserve">                               </w:t>
+      </w:r>
+      <w:r>
+        <w:rPr>
+          <w:rFonts w:ascii="Arial" w:hAnsi="Arial"/>
+          <w:i/>
+          <w:iCs/>
+          <w:sz w:val="18"/>
+          <w:szCs w:val="22"/>
+        </w:rPr>
+        <w:t xml:space="preserve"> </w:t>
+      </w:r>
+      <w:r>
+        <w:rPr>
+          <w:rFonts w:ascii="Arial" w:hAnsi="Arial"/>
+          <w:i/>
+          <w:iCs/>
+          <w:sz w:val="18"/>
+          <w:szCs w:val="22"/>
+        </w:rPr>
+        <w:t xml:space="preserve"> </w:t>
+      </w:r>
+      <w:r>
+        <w:rPr>
+          <w:rFonts w:ascii="Arial" w:hAnsi="Arial"/>
+          <w:i/>
+          <w:iCs/>
+          <w:sz w:val="18"/>
+          <w:szCs w:val="22"/>
+        </w:rPr>
+        <w:t>August 2025-Current</w:t>
+      </w:r>
+    </w:p>
+    <w:p>
+      <w:pPr>
+        <w:rPr>
+          <w:b/>
+          <w:bCs/>
+          <w:i/>
+          <w:iCs/>
+          <w:sz w:val="22"/>
+          <w:szCs w:val="22"/>
+        </w:rPr>
+      </w:pPr>
+    </w:p>
+    <w:p>
+      <w:pPr>
+        <w:tabs>
+          <w:tab w:val="right" w:pos="9432"/>
+        </w:tabs>
+        <w:rPr>
+          <w:sz w:val="22"/>
+          <w:szCs w:val="22"/>
+        </w:rPr>
+      </w:pPr>
+      <w:r>
+        <w:rPr>
+          <w:rFonts w:ascii="Arial" w:hAnsi="Arial"/>
+          <w:b/>
+          <w:bCs/>
+          <w:color w:val="2D2F92"/>
+          <w:sz w:val="18"/>
+          <w:szCs w:val="22"/>
+        </w:rPr>
+        <w:t xml:space="preserve">Deoria Senior Secondary School                                                                                        </w:t>
+      </w:r>
+      <w:r>
+        <w:rPr>
+          <w:rFonts w:ascii="Arial" w:hAnsi="Arial"/>
+          <w:b/>
+          <w:bCs/>
+          <w:color w:val="2D2F92"/>
+          <w:sz w:val="18"/>
+          <w:szCs w:val="22"/>
+        </w:rPr>
+        <w:t xml:space="preserve">        </w:t>
+      </w:r>
+      <w:r>
+        <w:rPr>
+          <w:rFonts w:ascii="Arial" w:hAnsi="Arial"/>
+          <w:b/>
+          <w:bCs/>
+          <w:color w:val="2D2F92"/>
+          <w:sz w:val="18"/>
+          <w:szCs w:val="22"/>
+        </w:rPr>
+        <w:t xml:space="preserve">                 </w:t>
+      </w:r>
+      <w:r>
+        <w:rPr>
+          <w:rFonts w:ascii="Arial" w:hAnsi="Arial"/>
+          <w:b/>
+          <w:bCs/>
+          <w:color w:val="2D2F92"/>
+          <w:sz w:val="18"/>
+          <w:szCs w:val="22"/>
+        </w:rPr>
+        <w:t xml:space="preserve"> </w:t>
+      </w:r>
+      <w:r>
+        <w:rPr>
+          <w:rFonts w:ascii="Arial" w:hAnsi="Arial"/>
+          <w:b/>
+          <w:bCs/>
+          <w:color w:val="2D2F92"/>
+          <w:sz w:val="18"/>
+          <w:szCs w:val="22"/>
+        </w:rPr>
+        <w:t xml:space="preserve"> </w:t>
+      </w:r>
+      <w:r>
+        <w:rPr>
+          <w:rFonts w:ascii="Arial" w:hAnsi="Arial"/>
+          <w:color w:val="262626" w:themeColor="text1" w:themeTint="D9"/>
+          <w:sz w:val="18"/>
+          <w:szCs w:val="22"/>
+        </w:rPr>
+        <w:t>Deoria, Uttar Pradesh</w:t>
+      </w:r>
+      <w:r>
+        <w:rPr>
+          <w:rFonts w:ascii="Arial" w:hAnsi="Arial"/>
+          <w:b/>
+          <w:bCs/>
+          <w:color w:val="262626" w:themeColor="text1" w:themeTint="D9"/>
+          <w:sz w:val="18"/>
+          <w:szCs w:val="22"/>
+        </w:rPr>
+        <w:t xml:space="preserve">                                                    </w:t>
+      </w:r>
+      <w:r>
+        <w:rPr>
+          <w:rFonts w:ascii="Arial MT" w:hAnsi="Arial MT" w:cs="Arial"/>
+          <w:i/>
+          <w:iCs/>
+          <w:color w:val="262626" w:themeColor="text1" w:themeTint="D9"/>
+          <w:sz w:val="18"/>
+          <w:szCs w:val="18"/>
+        </w:rPr>
+        <w:t>Higher Secondary Education</w:t>
+      </w:r>
+      <w:r>
+        <w:rPr>
+          <w:rFonts w:ascii="Arial" w:hAnsi="Arial"/>
+          <w:b/>
+          <w:bCs/>
+          <w:color w:val="262626" w:themeColor="text1" w:themeTint="D9"/>
+          <w:sz w:val="18"/>
+          <w:szCs w:val="22"/>
+        </w:rPr>
+        <w:t xml:space="preserve">; </w:t>
+      </w:r>
+      <w:r>
+        <w:rPr>
+          <w:rFonts w:ascii="Arial" w:hAnsi="Arial"/>
+          <w:b/>
+          <w:bCs/>
+          <w:i/>
+          <w:iCs/>
+          <w:sz w:val="18"/>
+          <w:szCs w:val="22"/>
+        </w:rPr>
+        <w:t xml:space="preserve">Percentage: 64.4%                             </w:t>
+      </w:r>
+      <w:r>
+        <w:rPr>
+          <w:rFonts w:ascii="Arial" w:hAnsi="Arial"/>
+          <w:b/>
+          <w:bCs/>
+          <w:i/>
+          <w:iCs/>
+          <w:sz w:val="18"/>
+          <w:szCs w:val="22"/>
+        </w:rPr>
+        <w:t xml:space="preserve">                                                            </w:t>
+      </w:r>
+      <w:r>
+        <w:rPr>
+          <w:rFonts w:ascii="Arial" w:hAnsi="Arial"/>
+          <w:b/>
+          <w:bCs/>
+          <w:i/>
+          <w:iCs/>
+          <w:sz w:val="18"/>
+          <w:szCs w:val="22"/>
+        </w:rPr>
+        <w:t xml:space="preserve"> </w:t>
+      </w:r>
+      <w:r>
+        <w:rPr>
+          <w:rFonts w:ascii="Arial" w:hAnsi="Arial"/>
+          <w:i/>
+          <w:iCs/>
+          <w:sz w:val="18"/>
+          <w:szCs w:val="22"/>
+        </w:rPr>
+        <w:t>May 2023-May 2024</w:t>
+      </w:r>
+    </w:p>
+    <w:p>
+      <w:pPr>
+        <w:tabs>
+          <w:tab w:val="right" w:pos="9432"/>
+        </w:tabs>
+        <w:rPr>
+          <w:sz w:val="22"/>
+          <w:szCs w:val="22"/>
+        </w:rPr>
+      </w:pPr>
+      <w:r>
+        <w:rPr>
+          <w:rFonts w:ascii="Arial" w:hAnsi="Arial"/>
+          <w:b/>
+          <w:bCs/>
+          <w:i/>
+          <w:iCs/>
+          <w:sz w:val="18"/>
+          <w:szCs w:val="22"/>
+        </w:rPr>
+        <w:t xml:space="preserve">                                                                                      </w:t>
+      </w:r>
+      <w:r>
+        <w:rPr>
+          <w:rFonts w:ascii="Arial" w:hAnsi="Arial"/>
+          <w:b/>
+          <w:bCs/>
+          <w:i/>
+          <w:iCs/>
+          <w:sz w:val="18"/>
+          <w:szCs w:val="22"/>
+        </w:rPr>
+        <w:t xml:space="preserve">      </w:t>
+      </w:r>
+      <w:r>
+        <w:rPr>
+          <w:rFonts w:ascii="Arial" w:hAnsi="Arial"/>
+          <w:b/>
+          <w:bCs/>
+          <w:i/>
+          <w:iCs/>
+          <w:sz w:val="18"/>
+          <w:szCs w:val="22"/>
+        </w:rPr>
+        <w:t xml:space="preserve">              </w:t>
       </w:r>
     </w:p>
     <w:p>
@@ -951,192 +1704,173 @@
         <w:tabs>
           <w:tab w:val="right" w:pos="9026"/>
         </w:tabs>
-        <w:spacing w:before="120" w:after="20"/>
-        <w:rPr>
+        <w:rPr>
+          <w:sz w:val="22"/>
+          <w:szCs w:val="22"/>
+        </w:rPr>
+      </w:pPr>
+      <w:r>
+        <w:rPr>
+          <w:rFonts w:ascii="Arial" w:hAnsi="Arial"/>
           <w:b/>
           <w:bCs/>
           <w:color w:val="2D2F92"/>
-          <w:sz w:val="22"/>
-          <w:szCs w:val="22"/>
-        </w:rPr>
-      </w:pPr>
-      <w:r>
-        <w:rPr>
+          <w:sz w:val="18"/>
+          <w:szCs w:val="22"/>
+        </w:rPr>
+        <w:t xml:space="preserve">Deoria Senior Secondary School                                                                                        </w:t>
+      </w:r>
+      <w:r>
+        <w:rPr>
+          <w:rFonts w:ascii="Arial" w:hAnsi="Arial"/>
           <w:b/>
           <w:bCs/>
           <w:color w:val="2D2F92"/>
-          <w:sz w:val="22"/>
-          <w:szCs w:val="22"/>
-        </w:rPr>
-        <w:t>Class XII</w:t>
+          <w:sz w:val="18"/>
+          <w:szCs w:val="22"/>
+        </w:rPr>
+        <w:t xml:space="preserve">        </w:t>
+      </w:r>
+      <w:r>
+        <w:rPr>
+          <w:rFonts w:ascii="Arial" w:hAnsi="Arial"/>
+          <w:b/>
+          <w:bCs/>
+          <w:color w:val="2D2F92"/>
+          <w:sz w:val="18"/>
+          <w:szCs w:val="22"/>
+        </w:rPr>
+        <w:t xml:space="preserve">                  </w:t>
+      </w:r>
+      <w:r>
+        <w:rPr>
+          <w:rFonts w:ascii="Arial" w:hAnsi="Arial"/>
+          <w:b/>
+          <w:bCs/>
+          <w:color w:val="2D2F92"/>
+          <w:sz w:val="18"/>
+          <w:szCs w:val="22"/>
+        </w:rPr>
+        <w:t xml:space="preserve"> </w:t>
+      </w:r>
+      <w:r>
+        <w:rPr>
+          <w:rFonts w:ascii="Arial" w:hAnsi="Arial"/>
+          <w:color w:val="262626" w:themeColor="text1" w:themeTint="D9"/>
+          <w:sz w:val="18"/>
+          <w:szCs w:val="22"/>
+        </w:rPr>
+        <w:t>Deoria, Uttar Pradesh</w:t>
+      </w:r>
+      <w:r>
+        <w:rPr>
+          <w:rFonts w:ascii="Arial" w:hAnsi="Arial"/>
+          <w:b/>
+          <w:bCs/>
+          <w:color w:val="262626" w:themeColor="text1" w:themeTint="D9"/>
+          <w:sz w:val="18"/>
+          <w:szCs w:val="22"/>
+        </w:rPr>
+        <w:t xml:space="preserve">                                                    </w:t>
       </w:r>
     </w:p>
     <w:p>
       <w:pPr>
         <w:tabs>
-          <w:tab w:val="right" w:pos="9026"/>
+          <w:tab w:val="right" w:pos="9432"/>
         </w:tabs>
-        <w:spacing w:before="120" w:after="20"/>
-        <w:rPr>
-          <w:sz w:val="22"/>
-          <w:szCs w:val="22"/>
-        </w:rPr>
-      </w:pPr>
-      <w:r>
-        <w:rPr>
-          <w:b/>
-          <w:bCs/>
-          <w:color w:val="2D2F92"/>
-          <w:sz w:val="22"/>
-          <w:szCs w:val="22"/>
-        </w:rPr>
-        <w:t xml:space="preserve">Deoria Senior Secondary School                                                                                        </w:t>
-      </w:r>
-      <w:r>
-        <w:rPr>
-          <w:color w:val="262626" w:themeColor="text1" w:themeTint="D9"/>
-          <w:sz w:val="22"/>
-          <w:szCs w:val="22"/>
-        </w:rPr>
-        <w:t>Deoria, Uttar Pradesh</w:t>
-      </w:r>
-      <w:r>
-        <w:rPr>
-          <w:b/>
-          <w:bCs/>
-          <w:color w:val="262626" w:themeColor="text1" w:themeTint="D9"/>
-          <w:sz w:val="22"/>
-          <w:szCs w:val="22"/>
-        </w:rPr>
-        <w:t xml:space="preserve">                                                    </w:t>
-      </w:r>
-      <w:r>
-        <w:rPr>
-          <w:b/>
-          <w:bCs/>
+        <w:rPr>
+          <w:sz w:val="22"/>
+          <w:szCs w:val="22"/>
+        </w:rPr>
+      </w:pPr>
+      <w:r>
+        <w:rPr>
+          <w:rFonts w:ascii="Arial MT" w:hAnsi="Arial MT"/>
           <w:i/>
           <w:iCs/>
-          <w:sz w:val="22"/>
-          <w:szCs w:val="22"/>
-        </w:rPr>
-        <w:t xml:space="preserve">Percentage: 64.4%                                                                                                                   </w:t>
-      </w:r>
-      <w:r>
-        <w:rPr>
+          <w:sz w:val="18"/>
+          <w:szCs w:val="22"/>
+        </w:rPr>
+        <w:t>Secondary Education</w:t>
+      </w:r>
+      <w:r>
+        <w:rPr>
+          <w:rFonts w:ascii="Arial MT" w:hAnsi="Arial MT"/>
+          <w:b/>
+          <w:bCs/>
           <w:i/>
           <w:iCs/>
-          <w:sz w:val="22"/>
-          <w:szCs w:val="22"/>
-        </w:rPr>
-        <w:t>May 2023-May 2024</w:t>
-      </w:r>
-    </w:p>
-    <w:p>
-      <w:pPr>
-        <w:tabs>
-          <w:tab w:val="right" w:pos="9026"/>
-        </w:tabs>
-        <w:spacing w:before="120" w:after="20"/>
-        <w:rPr>
-          <w:b/>
-          <w:bCs/>
-          <w:color w:val="2D2F92"/>
-          <w:sz w:val="22"/>
-          <w:szCs w:val="22"/>
-        </w:rPr>
-      </w:pPr>
-      <w:r>
-        <w:rPr>
-          <w:b/>
-          <w:bCs/>
-          <w:color w:val="2D2F92"/>
-          <w:sz w:val="22"/>
-          <w:szCs w:val="22"/>
-        </w:rPr>
-        <w:t>Class X</w:t>
-      </w:r>
-    </w:p>
-    <w:p>
-      <w:pPr>
-        <w:tabs>
-          <w:tab w:val="right" w:pos="9026"/>
-        </w:tabs>
-        <w:spacing w:before="120" w:after="20"/>
-        <w:rPr>
-          <w:sz w:val="22"/>
-          <w:szCs w:val="22"/>
-        </w:rPr>
-      </w:pPr>
-      <w:r>
-        <w:rPr>
-          <w:b/>
-          <w:bCs/>
-          <w:color w:val="2D2F92"/>
-          <w:sz w:val="22"/>
-          <w:szCs w:val="22"/>
-        </w:rPr>
-        <w:t xml:space="preserve">Deoria Senior Secondary School                                                                                        </w:t>
-      </w:r>
-      <w:r>
-        <w:rPr>
-          <w:color w:val="262626" w:themeColor="text1" w:themeTint="D9"/>
-          <w:sz w:val="22"/>
-          <w:szCs w:val="22"/>
-        </w:rPr>
-        <w:t>Deoria, Uttar Pradesh</w:t>
-      </w:r>
-      <w:r>
-        <w:rPr>
-          <w:b/>
-          <w:bCs/>
-          <w:color w:val="262626" w:themeColor="text1" w:themeTint="D9"/>
-          <w:sz w:val="22"/>
-          <w:szCs w:val="22"/>
-        </w:rPr>
-        <w:t xml:space="preserve">                                                    </w:t>
-      </w:r>
-    </w:p>
-    <w:p>
-      <w:pPr>
-        <w:rPr>
-          <w:sz w:val="22"/>
-          <w:szCs w:val="22"/>
-        </w:rPr>
-      </w:pPr>
-      <w:r>
-        <w:rPr>
+          <w:sz w:val="18"/>
+          <w:szCs w:val="22"/>
+        </w:rPr>
+        <w:t>;</w:t>
+      </w:r>
+      <w:r>
+        <w:rPr>
+          <w:rFonts w:ascii="Arial" w:hAnsi="Arial"/>
           <w:b/>
           <w:bCs/>
           <w:i/>
           <w:iCs/>
-          <w:sz w:val="22"/>
-          <w:szCs w:val="22"/>
-        </w:rPr>
-        <w:t xml:space="preserve">Percentage: 80%                 </w:t>
-      </w:r>
-      <w:r>
-        <w:rPr>
+          <w:sz w:val="18"/>
+          <w:szCs w:val="22"/>
+        </w:rPr>
+        <w:t xml:space="preserve"> Percentage: 80%                 </w:t>
+      </w:r>
+      <w:r>
+        <w:rPr>
+          <w:rFonts w:ascii="Arial" w:hAnsi="Arial"/>
           <w:color w:val="262626" w:themeColor="text1" w:themeTint="D9"/>
-          <w:sz w:val="22"/>
-          <w:szCs w:val="22"/>
-        </w:rPr>
-        <w:t xml:space="preserve">                                                                                                  July 2021-July 2022</w:t>
-      </w:r>
-      <w:r>
-        <w:rPr>
-          <w:b/>
-          <w:bCs/>
+          <w:sz w:val="18"/>
+          <w:szCs w:val="22"/>
+        </w:rPr>
+        <w:t xml:space="preserve">                                                                                      </w:t>
+      </w:r>
+      <w:r>
+        <w:rPr>
+          <w:rFonts w:ascii="Arial" w:hAnsi="Arial"/>
           <w:color w:val="262626" w:themeColor="text1" w:themeTint="D9"/>
-          <w:sz w:val="22"/>
+          <w:sz w:val="18"/>
+          <w:szCs w:val="22"/>
+        </w:rPr>
+        <w:t xml:space="preserve"> </w:t>
+      </w:r>
+      <w:r>
+        <w:rPr>
+          <w:rFonts w:ascii="Arial" w:hAnsi="Arial"/>
+          <w:color w:val="262626" w:themeColor="text1" w:themeTint="D9"/>
+          <w:sz w:val="18"/>
+          <w:szCs w:val="22"/>
+        </w:rPr>
+        <w:t xml:space="preserve"> </w:t>
+      </w:r>
+      <w:r>
+        <w:rPr>
+          <w:rFonts w:ascii="Arial" w:hAnsi="Arial"/>
+          <w:color w:val="262626" w:themeColor="text1" w:themeTint="D9"/>
+          <w:sz w:val="18"/>
+          <w:szCs w:val="22"/>
+        </w:rPr>
+        <w:t>July 2021-July 2022</w:t>
+      </w:r>
+      <w:r>
+        <w:rPr>
+          <w:rFonts w:ascii="Arial" w:hAnsi="Arial"/>
+          <w:b/>
+          <w:bCs/>
+          <w:color w:val="262626" w:themeColor="text1" w:themeTint="D9"/>
+          <w:sz w:val="18"/>
           <w:szCs w:val="22"/>
         </w:rPr>
         <w:t xml:space="preserve">                                                    </w:t>
       </w:r>
       <w:r>
         <w:rPr>
+          <w:rFonts w:ascii="Arial" w:hAnsi="Arial"/>
           <w:i/>
           <w:iCs/>
-          <w:sz w:val="22"/>
+          <w:sz w:val="18"/>
           <w:szCs w:val="22"/>
         </w:rPr>
         <w:t xml:space="preserve">                                                                        </w:t>
@@ -1144,7 +1878,7 @@
     </w:p>
     <w:sectPr>
       <w:pgSz w:w="12240" w:h="15840"/>
-      <w:pgMar w:top="720" w:right="900" w:bottom="720" w:left="900" w:header="708" w:footer="708" w:gutter="0"/>
+      <w:pgMar w:top="432" w:right="720" w:bottom="432" w:left="720" w:header="708" w:footer="708" w:gutter="0"/>
       <w:cols w:space="720"/>
       <w:docGrid w:linePitch="360"/>
     </w:sectPr>
@@ -1155,6 +1889,458 @@
 <file path=word/numbering.xml><?xml version="1.0" encoding="utf-8"?>
 <w:numbering xmlns:wpc="http://schemas.microsoft.com/office/word/2010/wordprocessingCanvas" xmlns:cx="http://schemas.microsoft.com/office/drawing/2014/chartex" xmlns:cx1="http://schemas.microsoft.com/office/drawing/2015/9/8/chartex" xmlns:cx2="http://schemas.microsoft.com/office/drawing/2015/10/21/chartex" xmlns:cx3="http://schemas.microsoft.com/office/drawing/2016/5/9/chartex" xmlns:cx4="http://schemas.microsoft.com/office/drawing/2016/5/10/chartex" xmlns:cx5="http://schemas.microsoft.com/office/drawing/2016/5/11/chartex" xmlns:cx6="http://schemas.microsoft.com/office/drawing/2016/5/12/chartex" xmlns:cx7="http://schemas.microsoft.com/office/drawing/2016/5/13/chartex" xmlns:cx8="http://schemas.microsoft.com/office/drawing/2016/5/14/chartex" xmlns:mc="http://schemas.openxmlformats.org/markup-compatibility/2006" xmlns:aink="http://schemas.microsoft.com/office/drawing/2016/ink" xmlns:am3d="http://schemas.microsoft.com/office/drawing/2017/model3d" xmlns:o="urn:schemas-microsoft-com:office:office" xmlns:oel="http://schemas.microsoft.com/office/2019/extlst" xmlns:r="http://schemas.openxmlformats.org/officeDocument/2006/relationships" xmlns:m="http://schemas.openxmlformats.org/officeDocument/2006/math" xmlns:v="urn:schemas-microsoft-com:vml" xmlns:wp14="http://schemas.microsoft.com/office/word/2010/wordprocessingDrawing" xmlns:wp="http://schemas.openxmlformats.org/drawingml/2006/wordprocessingDrawing" xmlns:w10="urn:schemas-microsoft-com:office:word" xmlns:w="http://schemas.openxmlformats.org/wordprocessingml/2006/main" xmlns:w14="http://schemas.microsoft.com/office/word/2010/wordml" xmlns:w15="http://schemas.microsoft.com/office/word/2012/wordml" xmlns:w16cex="http://schemas.microsoft.com/office/word/2018/wordml/cex" xmlns:w16cid="http://schemas.microsoft.com/office/word/2016/wordml/cid" xmlns:w16="http://schemas.microsoft.com/office/word/2018/wordml" xmlns:w16du="http://schemas.microsoft.com/office/word/2023/wordml/word16du" xmlns:w16sdtdh="http://schemas.microsoft.com/office/word/2020/wordml/sdtdatahash" xmlns:w16sdtfl="http://schemas.microsoft.com/office/word/2024/wordml/sdtformatlock" xmlns:w16se="http://schemas.microsoft.com/office/word/2015/wordml/symex" xmlns:wpg="http://schemas.microsoft.com/office/word/2010/wordprocessingGroup" xmlns:wpi="http://schemas.microsoft.com/office/word/2010/wordprocessingInk" xmlns:wne="http://schemas.microsoft.com/office/word/2006/wordml" xmlns:wps="http://schemas.microsoft.com/office/word/2010/wordprocessingShape" mc:Ignorable="w14 w15 w16se w16cid w16 w16cex w16sdtdh w16sdtfl w16du wp14">
   <w:abstractNum w:abstractNumId="0" w15:restartNumberingAfterBreak="0">
+    <w:nsid w:val="0A8D6FA7"/>
+    <w:multiLevelType w:val="hybridMultilevel"/>
+    <w:tmpl w:val="530A227A"/>
+    <w:lvl w:ilvl="0" w:tplc="40090001">
+      <w:start w:val="1"/>
+      <w:numFmt w:val="bullet"/>
+      <w:lvlText w:val=""/>
+      <w:lvlJc w:val="left"/>
+      <w:pPr>
+        <w:ind w:left="720" w:hanging="360"/>
+      </w:pPr>
+      <w:rPr>
+        <w:rFonts w:ascii="Symbol" w:hAnsi="Symbol" w:hint="default"/>
+      </w:rPr>
+    </w:lvl>
+    <w:lvl w:ilvl="1" w:tplc="40090003" w:tentative="1">
+      <w:start w:val="1"/>
+      <w:numFmt w:val="bullet"/>
+      <w:lvlText w:val="o"/>
+      <w:lvlJc w:val="left"/>
+      <w:pPr>
+        <w:ind w:left="1440" w:hanging="360"/>
+      </w:pPr>
+      <w:rPr>
+        <w:rFonts w:ascii="Courier New" w:hAnsi="Courier New" w:cs="Courier New" w:hint="default"/>
+      </w:rPr>
+    </w:lvl>
+    <w:lvl w:ilvl="2" w:tplc="40090005" w:tentative="1">
+      <w:start w:val="1"/>
+      <w:numFmt w:val="bullet"/>
+      <w:lvlText w:val=""/>
+      <w:lvlJc w:val="left"/>
+      <w:pPr>
+        <w:ind w:left="2160" w:hanging="360"/>
+      </w:pPr>
+      <w:rPr>
+        <w:rFonts w:ascii="Wingdings" w:hAnsi="Wingdings" w:hint="default"/>
+      </w:rPr>
+    </w:lvl>
+    <w:lvl w:ilvl="3" w:tplc="40090001" w:tentative="1">
+      <w:start w:val="1"/>
+      <w:numFmt w:val="bullet"/>
+      <w:lvlText w:val=""/>
+      <w:lvlJc w:val="left"/>
+      <w:pPr>
+        <w:ind w:left="2880" w:hanging="360"/>
+      </w:pPr>
+      <w:rPr>
+        <w:rFonts w:ascii="Symbol" w:hAnsi="Symbol" w:hint="default"/>
+      </w:rPr>
+    </w:lvl>
+    <w:lvl w:ilvl="4" w:tplc="40090003" w:tentative="1">
+      <w:start w:val="1"/>
+      <w:numFmt w:val="bullet"/>
+      <w:lvlText w:val="o"/>
+      <w:lvlJc w:val="left"/>
+      <w:pPr>
+        <w:ind w:left="3600" w:hanging="360"/>
+      </w:pPr>
+      <w:rPr>
+        <w:rFonts w:ascii="Courier New" w:hAnsi="Courier New" w:cs="Courier New" w:hint="default"/>
+      </w:rPr>
+    </w:lvl>
+    <w:lvl w:ilvl="5" w:tplc="40090005" w:tentative="1">
+      <w:start w:val="1"/>
+      <w:numFmt w:val="bullet"/>
+      <w:lvlText w:val=""/>
+      <w:lvlJc w:val="left"/>
+      <w:pPr>
+        <w:ind w:left="4320" w:hanging="360"/>
+      </w:pPr>
+      <w:rPr>
+        <w:rFonts w:ascii="Wingdings" w:hAnsi="Wingdings" w:hint="default"/>
+      </w:rPr>
+    </w:lvl>
+    <w:lvl w:ilvl="6" w:tplc="40090001" w:tentative="1">
+      <w:start w:val="1"/>
+      <w:numFmt w:val="bullet"/>
+      <w:lvlText w:val=""/>
+      <w:lvlJc w:val="left"/>
+      <w:pPr>
+        <w:ind w:left="5040" w:hanging="360"/>
+      </w:pPr>
+      <w:rPr>
+        <w:rFonts w:ascii="Symbol" w:hAnsi="Symbol" w:hint="default"/>
+      </w:rPr>
+    </w:lvl>
+    <w:lvl w:ilvl="7" w:tplc="40090003" w:tentative="1">
+      <w:start w:val="1"/>
+      <w:numFmt w:val="bullet"/>
+      <w:lvlText w:val="o"/>
+      <w:lvlJc w:val="left"/>
+      <w:pPr>
+        <w:ind w:left="5760" w:hanging="360"/>
+      </w:pPr>
+      <w:rPr>
+        <w:rFonts w:ascii="Courier New" w:hAnsi="Courier New" w:cs="Courier New" w:hint="default"/>
+      </w:rPr>
+    </w:lvl>
+    <w:lvl w:ilvl="8" w:tplc="40090005" w:tentative="1">
+      <w:start w:val="1"/>
+      <w:numFmt w:val="bullet"/>
+      <w:lvlText w:val=""/>
+      <w:lvlJc w:val="left"/>
+      <w:pPr>
+        <w:ind w:left="6480" w:hanging="360"/>
+      </w:pPr>
+      <w:rPr>
+        <w:rFonts w:ascii="Wingdings" w:hAnsi="Wingdings" w:hint="default"/>
+      </w:rPr>
+    </w:lvl>
+  </w:abstractNum>
+  <w:abstractNum w:abstractNumId="1" w15:restartNumberingAfterBreak="0">
+    <w:nsid w:val="52722ABB"/>
+    <w:multiLevelType w:val="hybridMultilevel"/>
+    <w:tmpl w:val="0E6228A2"/>
+    <w:lvl w:ilvl="0" w:tplc="40090001">
+      <w:start w:val="1"/>
+      <w:numFmt w:val="bullet"/>
+      <w:lvlText w:val=""/>
+      <w:lvlJc w:val="left"/>
+      <w:pPr>
+        <w:ind w:left="720" w:hanging="360"/>
+      </w:pPr>
+      <w:rPr>
+        <w:rFonts w:ascii="Symbol" w:hAnsi="Symbol" w:hint="default"/>
+      </w:rPr>
+    </w:lvl>
+    <w:lvl w:ilvl="1" w:tplc="40090003" w:tentative="1">
+      <w:start w:val="1"/>
+      <w:numFmt w:val="bullet"/>
+      <w:lvlText w:val="o"/>
+      <w:lvlJc w:val="left"/>
+      <w:pPr>
+        <w:ind w:left="1440" w:hanging="360"/>
+      </w:pPr>
+      <w:rPr>
+        <w:rFonts w:ascii="Courier New" w:hAnsi="Courier New" w:cs="Courier New" w:hint="default"/>
+      </w:rPr>
+    </w:lvl>
+    <w:lvl w:ilvl="2" w:tplc="40090005" w:tentative="1">
+      <w:start w:val="1"/>
+      <w:numFmt w:val="bullet"/>
+      <w:lvlText w:val=""/>
+      <w:lvlJc w:val="left"/>
+      <w:pPr>
+        <w:ind w:left="2160" w:hanging="360"/>
+      </w:pPr>
+      <w:rPr>
+        <w:rFonts w:ascii="Wingdings" w:hAnsi="Wingdings" w:hint="default"/>
+      </w:rPr>
+    </w:lvl>
+    <w:lvl w:ilvl="3" w:tplc="40090001" w:tentative="1">
+      <w:start w:val="1"/>
+      <w:numFmt w:val="bullet"/>
+      <w:lvlText w:val=""/>
+      <w:lvlJc w:val="left"/>
+      <w:pPr>
+        <w:ind w:left="2880" w:hanging="360"/>
+      </w:pPr>
+      <w:rPr>
+        <w:rFonts w:ascii="Symbol" w:hAnsi="Symbol" w:hint="default"/>
+      </w:rPr>
+    </w:lvl>
+    <w:lvl w:ilvl="4" w:tplc="40090003" w:tentative="1">
+      <w:start w:val="1"/>
+      <w:numFmt w:val="bullet"/>
+      <w:lvlText w:val="o"/>
+      <w:lvlJc w:val="left"/>
+      <w:pPr>
+        <w:ind w:left="3600" w:hanging="360"/>
+      </w:pPr>
+      <w:rPr>
+        <w:rFonts w:ascii="Courier New" w:hAnsi="Courier New" w:cs="Courier New" w:hint="default"/>
+      </w:rPr>
+    </w:lvl>
+    <w:lvl w:ilvl="5" w:tplc="40090005" w:tentative="1">
+      <w:start w:val="1"/>
+      <w:numFmt w:val="bullet"/>
+      <w:lvlText w:val=""/>
+      <w:lvlJc w:val="left"/>
+      <w:pPr>
+        <w:ind w:left="4320" w:hanging="360"/>
+      </w:pPr>
+      <w:rPr>
+        <w:rFonts w:ascii="Wingdings" w:hAnsi="Wingdings" w:hint="default"/>
+      </w:rPr>
+    </w:lvl>
+    <w:lvl w:ilvl="6" w:tplc="40090001" w:tentative="1">
+      <w:start w:val="1"/>
+      <w:numFmt w:val="bullet"/>
+      <w:lvlText w:val=""/>
+      <w:lvlJc w:val="left"/>
+      <w:pPr>
+        <w:ind w:left="5040" w:hanging="360"/>
+      </w:pPr>
+      <w:rPr>
+        <w:rFonts w:ascii="Symbol" w:hAnsi="Symbol" w:hint="default"/>
+      </w:rPr>
+    </w:lvl>
+    <w:lvl w:ilvl="7" w:tplc="40090003" w:tentative="1">
+      <w:start w:val="1"/>
+      <w:numFmt w:val="bullet"/>
+      <w:lvlText w:val="o"/>
+      <w:lvlJc w:val="left"/>
+      <w:pPr>
+        <w:ind w:left="5760" w:hanging="360"/>
+      </w:pPr>
+      <w:rPr>
+        <w:rFonts w:ascii="Courier New" w:hAnsi="Courier New" w:cs="Courier New" w:hint="default"/>
+      </w:rPr>
+    </w:lvl>
+    <w:lvl w:ilvl="8" w:tplc="40090005" w:tentative="1">
+      <w:start w:val="1"/>
+      <w:numFmt w:val="bullet"/>
+      <w:lvlText w:val=""/>
+      <w:lvlJc w:val="left"/>
+      <w:pPr>
+        <w:ind w:left="6480" w:hanging="360"/>
+      </w:pPr>
+      <w:rPr>
+        <w:rFonts w:ascii="Wingdings" w:hAnsi="Wingdings" w:hint="default"/>
+      </w:rPr>
+    </w:lvl>
+  </w:abstractNum>
+  <w:abstractNum w:abstractNumId="2" w15:restartNumberingAfterBreak="0">
+    <w:nsid w:val="53DA18CA"/>
+    <w:multiLevelType w:val="hybridMultilevel"/>
+    <w:tmpl w:val="45F088A0"/>
+    <w:lvl w:ilvl="0" w:tplc="40090001">
+      <w:start w:val="1"/>
+      <w:numFmt w:val="bullet"/>
+      <w:lvlText w:val=""/>
+      <w:lvlJc w:val="left"/>
+      <w:pPr>
+        <w:ind w:left="720" w:hanging="360"/>
+      </w:pPr>
+      <w:rPr>
+        <w:rFonts w:ascii="Symbol" w:hAnsi="Symbol" w:hint="default"/>
+      </w:rPr>
+    </w:lvl>
+    <w:lvl w:ilvl="1" w:tplc="40090003" w:tentative="1">
+      <w:start w:val="1"/>
+      <w:numFmt w:val="bullet"/>
+      <w:lvlText w:val="o"/>
+      <w:lvlJc w:val="left"/>
+      <w:pPr>
+        <w:ind w:left="1440" w:hanging="360"/>
+      </w:pPr>
+      <w:rPr>
+        <w:rFonts w:ascii="Courier New" w:hAnsi="Courier New" w:cs="Courier New" w:hint="default"/>
+      </w:rPr>
+    </w:lvl>
+    <w:lvl w:ilvl="2" w:tplc="40090005" w:tentative="1">
+      <w:start w:val="1"/>
+      <w:numFmt w:val="bullet"/>
+      <w:lvlText w:val=""/>
+      <w:lvlJc w:val="left"/>
+      <w:pPr>
+        <w:ind w:left="2160" w:hanging="360"/>
+      </w:pPr>
+      <w:rPr>
+        <w:rFonts w:ascii="Wingdings" w:hAnsi="Wingdings" w:hint="default"/>
+      </w:rPr>
+    </w:lvl>
+    <w:lvl w:ilvl="3" w:tplc="40090001" w:tentative="1">
+      <w:start w:val="1"/>
+      <w:numFmt w:val="bullet"/>
+      <w:lvlText w:val=""/>
+      <w:lvlJc w:val="left"/>
+      <w:pPr>
+        <w:ind w:left="2880" w:hanging="360"/>
+      </w:pPr>
+      <w:rPr>
+        <w:rFonts w:ascii="Symbol" w:hAnsi="Symbol" w:hint="default"/>
+      </w:rPr>
+    </w:lvl>
+    <w:lvl w:ilvl="4" w:tplc="40090003" w:tentative="1">
+      <w:start w:val="1"/>
+      <w:numFmt w:val="bullet"/>
+      <w:lvlText w:val="o"/>
+      <w:lvlJc w:val="left"/>
+      <w:pPr>
+        <w:ind w:left="3600" w:hanging="360"/>
+      </w:pPr>
+      <w:rPr>
+        <w:rFonts w:ascii="Courier New" w:hAnsi="Courier New" w:cs="Courier New" w:hint="default"/>
+      </w:rPr>
+    </w:lvl>
+    <w:lvl w:ilvl="5" w:tplc="40090005" w:tentative="1">
+      <w:start w:val="1"/>
+      <w:numFmt w:val="bullet"/>
+      <w:lvlText w:val=""/>
+      <w:lvlJc w:val="left"/>
+      <w:pPr>
+        <w:ind w:left="4320" w:hanging="360"/>
+      </w:pPr>
+      <w:rPr>
+        <w:rFonts w:ascii="Wingdings" w:hAnsi="Wingdings" w:hint="default"/>
+      </w:rPr>
+    </w:lvl>
+    <w:lvl w:ilvl="6" w:tplc="40090001" w:tentative="1">
+      <w:start w:val="1"/>
+      <w:numFmt w:val="bullet"/>
+      <w:lvlText w:val=""/>
+      <w:lvlJc w:val="left"/>
+      <w:pPr>
+        <w:ind w:left="5040" w:hanging="360"/>
+      </w:pPr>
+      <w:rPr>
+        <w:rFonts w:ascii="Symbol" w:hAnsi="Symbol" w:hint="default"/>
+      </w:rPr>
+    </w:lvl>
+    <w:lvl w:ilvl="7" w:tplc="40090003" w:tentative="1">
+      <w:start w:val="1"/>
+      <w:numFmt w:val="bullet"/>
+      <w:lvlText w:val="o"/>
+      <w:lvlJc w:val="left"/>
+      <w:pPr>
+        <w:ind w:left="5760" w:hanging="360"/>
+      </w:pPr>
+      <w:rPr>
+        <w:rFonts w:ascii="Courier New" w:hAnsi="Courier New" w:cs="Courier New" w:hint="default"/>
+      </w:rPr>
+    </w:lvl>
+    <w:lvl w:ilvl="8" w:tplc="40090005" w:tentative="1">
+      <w:start w:val="1"/>
+      <w:numFmt w:val="bullet"/>
+      <w:lvlText w:val=""/>
+      <w:lvlJc w:val="left"/>
+      <w:pPr>
+        <w:ind w:left="6480" w:hanging="360"/>
+      </w:pPr>
+      <w:rPr>
+        <w:rFonts w:ascii="Wingdings" w:hAnsi="Wingdings" w:hint="default"/>
+      </w:rPr>
+    </w:lvl>
+  </w:abstractNum>
+  <w:abstractNum w:abstractNumId="3" w15:restartNumberingAfterBreak="0">
+    <w:nsid w:val="57D558D8"/>
+    <w:multiLevelType w:val="hybridMultilevel"/>
+    <w:tmpl w:val="6480FA42"/>
+    <w:lvl w:ilvl="0" w:tplc="40090001">
+      <w:start w:val="1"/>
+      <w:numFmt w:val="bullet"/>
+      <w:lvlText w:val=""/>
+      <w:lvlJc w:val="left"/>
+      <w:pPr>
+        <w:ind w:left="720" w:hanging="360"/>
+      </w:pPr>
+      <w:rPr>
+        <w:rFonts w:ascii="Symbol" w:hAnsi="Symbol" w:hint="default"/>
+      </w:rPr>
+    </w:lvl>
+    <w:lvl w:ilvl="1" w:tplc="40090003" w:tentative="1">
+      <w:start w:val="1"/>
+      <w:numFmt w:val="bullet"/>
+      <w:lvlText w:val="o"/>
+      <w:lvlJc w:val="left"/>
+      <w:pPr>
+        <w:ind w:left="1440" w:hanging="360"/>
+      </w:pPr>
+      <w:rPr>
+        <w:rFonts w:ascii="Courier New" w:hAnsi="Courier New" w:cs="Courier New" w:hint="default"/>
+      </w:rPr>
+    </w:lvl>
+    <w:lvl w:ilvl="2" w:tplc="40090005" w:tentative="1">
+      <w:start w:val="1"/>
+      <w:numFmt w:val="bullet"/>
+      <w:lvlText w:val=""/>
+      <w:lvlJc w:val="left"/>
+      <w:pPr>
+        <w:ind w:left="2160" w:hanging="360"/>
+      </w:pPr>
+      <w:rPr>
+        <w:rFonts w:ascii="Wingdings" w:hAnsi="Wingdings" w:hint="default"/>
+      </w:rPr>
+    </w:lvl>
+    <w:lvl w:ilvl="3" w:tplc="40090001" w:tentative="1">
+      <w:start w:val="1"/>
+      <w:numFmt w:val="bullet"/>
+      <w:lvlText w:val=""/>
+      <w:lvlJc w:val="left"/>
+      <w:pPr>
+        <w:ind w:left="2880" w:hanging="360"/>
+      </w:pPr>
+      <w:rPr>
+        <w:rFonts w:ascii="Symbol" w:hAnsi="Symbol" w:hint="default"/>
+      </w:rPr>
+    </w:lvl>
+    <w:lvl w:ilvl="4" w:tplc="40090003" w:tentative="1">
+      <w:start w:val="1"/>
+      <w:numFmt w:val="bullet"/>
+      <w:lvlText w:val="o"/>
+      <w:lvlJc w:val="left"/>
+      <w:pPr>
+        <w:ind w:left="3600" w:hanging="360"/>
+      </w:pPr>
+      <w:rPr>
+        <w:rFonts w:ascii="Courier New" w:hAnsi="Courier New" w:cs="Courier New" w:hint="default"/>
+      </w:rPr>
+    </w:lvl>
+    <w:lvl w:ilvl="5" w:tplc="40090005" w:tentative="1">
+      <w:start w:val="1"/>
+      <w:numFmt w:val="bullet"/>
+      <w:lvlText w:val=""/>
+      <w:lvlJc w:val="left"/>
+      <w:pPr>
+        <w:ind w:left="4320" w:hanging="360"/>
+      </w:pPr>
+      <w:rPr>
+        <w:rFonts w:ascii="Wingdings" w:hAnsi="Wingdings" w:hint="default"/>
+      </w:rPr>
+    </w:lvl>
+    <w:lvl w:ilvl="6" w:tplc="40090001" w:tentative="1">
+      <w:start w:val="1"/>
+      <w:numFmt w:val="bullet"/>
+      <w:lvlText w:val=""/>
+      <w:lvlJc w:val="left"/>
+      <w:pPr>
+        <w:ind w:left="5040" w:hanging="360"/>
+      </w:pPr>
+      <w:rPr>
+        <w:rFonts w:ascii="Symbol" w:hAnsi="Symbol" w:hint="default"/>
+      </w:rPr>
+    </w:lvl>
+    <w:lvl w:ilvl="7" w:tplc="40090003" w:tentative="1">
+      <w:start w:val="1"/>
+      <w:numFmt w:val="bullet"/>
+      <w:lvlText w:val="o"/>
+      <w:lvlJc w:val="left"/>
+      <w:pPr>
+        <w:ind w:left="5760" w:hanging="360"/>
+      </w:pPr>
+      <w:rPr>
+        <w:rFonts w:ascii="Courier New" w:hAnsi="Courier New" w:cs="Courier New" w:hint="default"/>
+      </w:rPr>
+    </w:lvl>
+    <w:lvl w:ilvl="8" w:tplc="40090005" w:tentative="1">
+      <w:start w:val="1"/>
+      <w:numFmt w:val="bullet"/>
+      <w:lvlText w:val=""/>
+      <w:lvlJc w:val="left"/>
+      <w:pPr>
+        <w:ind w:left="6480" w:hanging="360"/>
+      </w:pPr>
+      <w:rPr>
+        <w:rFonts w:ascii="Wingdings" w:hAnsi="Wingdings" w:hint="default"/>
+      </w:rPr>
+    </w:lvl>
+  </w:abstractNum>
+  <w:abstractNum w:abstractNumId="4" w15:restartNumberingAfterBreak="0">
     <w:nsid w:val="64BC39CB"/>
     <w:multiLevelType w:val="hybridMultilevel"/>
     <w:tmpl w:val="09D0BADE"/>
@@ -1240,11 +2426,139 @@
       </w:pPr>
     </w:lvl>
   </w:abstractNum>
+  <w:abstractNum w:abstractNumId="5" w15:restartNumberingAfterBreak="0">
+    <w:nsid w:val="75A45EAD"/>
+    <w:multiLevelType w:val="hybridMultilevel"/>
+    <w:tmpl w:val="DDE893D4"/>
+    <w:lvl w:ilvl="0" w:tplc="40090001">
+      <w:start w:val="1"/>
+      <w:numFmt w:val="bullet"/>
+      <w:lvlText w:val=""/>
+      <w:lvlJc w:val="left"/>
+      <w:pPr>
+        <w:ind w:left="360" w:hanging="360"/>
+      </w:pPr>
+      <w:rPr>
+        <w:rFonts w:ascii="Symbol" w:hAnsi="Symbol" w:hint="default"/>
+      </w:rPr>
+    </w:lvl>
+    <w:lvl w:ilvl="1" w:tplc="40090003" w:tentative="1">
+      <w:start w:val="1"/>
+      <w:numFmt w:val="bullet"/>
+      <w:lvlText w:val="o"/>
+      <w:lvlJc w:val="left"/>
+      <w:pPr>
+        <w:ind w:left="1080" w:hanging="360"/>
+      </w:pPr>
+      <w:rPr>
+        <w:rFonts w:ascii="Courier New" w:hAnsi="Courier New" w:cs="Courier New" w:hint="default"/>
+      </w:rPr>
+    </w:lvl>
+    <w:lvl w:ilvl="2" w:tplc="40090005" w:tentative="1">
+      <w:start w:val="1"/>
+      <w:numFmt w:val="bullet"/>
+      <w:lvlText w:val=""/>
+      <w:lvlJc w:val="left"/>
+      <w:pPr>
+        <w:ind w:left="1800" w:hanging="360"/>
+      </w:pPr>
+      <w:rPr>
+        <w:rFonts w:ascii="Wingdings" w:hAnsi="Wingdings" w:hint="default"/>
+      </w:rPr>
+    </w:lvl>
+    <w:lvl w:ilvl="3" w:tplc="40090001" w:tentative="1">
+      <w:start w:val="1"/>
+      <w:numFmt w:val="bullet"/>
+      <w:lvlText w:val=""/>
+      <w:lvlJc w:val="left"/>
+      <w:pPr>
+        <w:ind w:left="2520" w:hanging="360"/>
+      </w:pPr>
+      <w:rPr>
+        <w:rFonts w:ascii="Symbol" w:hAnsi="Symbol" w:hint="default"/>
+      </w:rPr>
+    </w:lvl>
+    <w:lvl w:ilvl="4" w:tplc="40090003" w:tentative="1">
+      <w:start w:val="1"/>
+      <w:numFmt w:val="bullet"/>
+      <w:lvlText w:val="o"/>
+      <w:lvlJc w:val="left"/>
+      <w:pPr>
+        <w:ind w:left="3240" w:hanging="360"/>
+      </w:pPr>
+      <w:rPr>
+        <w:rFonts w:ascii="Courier New" w:hAnsi="Courier New" w:cs="Courier New" w:hint="default"/>
+      </w:rPr>
+    </w:lvl>
+    <w:lvl w:ilvl="5" w:tplc="40090005" w:tentative="1">
+      <w:start w:val="1"/>
+      <w:numFmt w:val="bullet"/>
+      <w:lvlText w:val=""/>
+      <w:lvlJc w:val="left"/>
+      <w:pPr>
+        <w:ind w:left="3960" w:hanging="360"/>
+      </w:pPr>
+      <w:rPr>
+        <w:rFonts w:ascii="Wingdings" w:hAnsi="Wingdings" w:hint="default"/>
+      </w:rPr>
+    </w:lvl>
+    <w:lvl w:ilvl="6" w:tplc="40090001" w:tentative="1">
+      <w:start w:val="1"/>
+      <w:numFmt w:val="bullet"/>
+      <w:lvlText w:val=""/>
+      <w:lvlJc w:val="left"/>
+      <w:pPr>
+        <w:ind w:left="4680" w:hanging="360"/>
+      </w:pPr>
+      <w:rPr>
+        <w:rFonts w:ascii="Symbol" w:hAnsi="Symbol" w:hint="default"/>
+      </w:rPr>
+    </w:lvl>
+    <w:lvl w:ilvl="7" w:tplc="40090003" w:tentative="1">
+      <w:start w:val="1"/>
+      <w:numFmt w:val="bullet"/>
+      <w:lvlText w:val="o"/>
+      <w:lvlJc w:val="left"/>
+      <w:pPr>
+        <w:ind w:left="5400" w:hanging="360"/>
+      </w:pPr>
+      <w:rPr>
+        <w:rFonts w:ascii="Courier New" w:hAnsi="Courier New" w:cs="Courier New" w:hint="default"/>
+      </w:rPr>
+    </w:lvl>
+    <w:lvl w:ilvl="8" w:tplc="40090005" w:tentative="1">
+      <w:start w:val="1"/>
+      <w:numFmt w:val="bullet"/>
+      <w:lvlText w:val=""/>
+      <w:lvlJc w:val="left"/>
+      <w:pPr>
+        <w:ind w:left="6120" w:hanging="360"/>
+      </w:pPr>
+      <w:rPr>
+        <w:rFonts w:ascii="Wingdings" w:hAnsi="Wingdings" w:hint="default"/>
+      </w:rPr>
+    </w:lvl>
+  </w:abstractNum>
   <w:num w:numId="1" w16cid:durableId="2144887189">
-    <w:abstractNumId w:val="0"/>
+    <w:abstractNumId w:val="4"/>
     <w:lvlOverride w:ilvl="0">
       <w:startOverride w:val="1"/>
     </w:lvlOverride>
+  </w:num>
+  <w:num w:numId="2" w16cid:durableId="2131238269">
+    <w:abstractNumId w:val="0"/>
+  </w:num>
+  <w:num w:numId="3" w16cid:durableId="2101172318">
+    <w:abstractNumId w:val="3"/>
+  </w:num>
+  <w:num w:numId="4" w16cid:durableId="1102871905">
+    <w:abstractNumId w:val="2"/>
+  </w:num>
+  <w:num w:numId="5" w16cid:durableId="481234165">
+    <w:abstractNumId w:val="1"/>
+  </w:num>
+  <w:num w:numId="6" w16cid:durableId="1196507796">
+    <w:abstractNumId w:val="5"/>
   </w:num>
 </w:numbering>
 </file>
